--- a/The major learning path.docx
+++ b/The major learning path.docx
@@ -443,8 +443,6 @@
           <w14:ligatures w14:val="none"/>
         </w:rPr>
       </w:pPr>
-      <w:proofErr w:type="spellStart"/>
-      <w:proofErr w:type="gramStart"/>
       <w:r>
         <w:rPr>
           <w:rFonts w:ascii="Courier New" w:eastAsia="Times New Roman" w:hAnsi="Courier New" w:cs="Courier New"/>
@@ -456,8 +454,6 @@
         </w:rPr>
         <w:t>package.json</w:t>
       </w:r>
-      <w:proofErr w:type="spellEnd"/>
-      <w:proofErr w:type="gramEnd"/>
       <w:r>
         <w:rPr>
           <w:rFonts w:ascii="Times New Roman" w:eastAsia="Times New Roman" w:hAnsi="Times New Roman" w:cs="Times New Roman"/>
@@ -1060,31 +1056,7 @@
           <w:lang w:eastAsia="en-NG"/>
           <w14:ligatures w14:val="none"/>
         </w:rPr>
-        <w:t xml:space="preserve">Stage 6 — </w:t>
-      </w:r>
-      <w:proofErr w:type="spellStart"/>
-      <w:r>
-        <w:rPr>
-          <w:rFonts w:ascii="Times New Roman" w:eastAsia="Times New Roman" w:hAnsi="Times New Roman" w:cs="Times New Roman"/>
-          <w:b/>
-          <w:bCs/>
-          <w:kern w:val="0"/>
-          <w:lang w:eastAsia="en-NG"/>
-          <w14:ligatures w14:val="none"/>
-        </w:rPr>
-        <w:t>Nibss</w:t>
-      </w:r>
-      <w:proofErr w:type="spellEnd"/>
-      <w:r>
-        <w:rPr>
-          <w:rFonts w:ascii="Times New Roman" w:eastAsia="Times New Roman" w:hAnsi="Times New Roman" w:cs="Times New Roman"/>
-          <w:b/>
-          <w:bCs/>
-          <w:kern w:val="0"/>
-          <w:lang w:eastAsia="en-NG"/>
-          <w14:ligatures w14:val="none"/>
-        </w:rPr>
-        <w:t xml:space="preserve"> integration</w:t>
+        <w:t>Stage 6 — Nibss integration</w:t>
       </w:r>
     </w:p>
     <w:p>
@@ -1132,27 +1104,7 @@
           <w:lang w:eastAsia="en-NG"/>
           <w14:ligatures w14:val="none"/>
         </w:rPr>
-        <w:t xml:space="preserve">Authenticate with </w:t>
-      </w:r>
-      <w:proofErr w:type="spellStart"/>
-      <w:r>
-        <w:rPr>
-          <w:rFonts w:ascii="Times New Roman" w:eastAsia="Times New Roman" w:hAnsi="Times New Roman" w:cs="Times New Roman"/>
-          <w:kern w:val="0"/>
-          <w:lang w:eastAsia="en-NG"/>
-          <w14:ligatures w14:val="none"/>
-        </w:rPr>
-        <w:t>Nibss</w:t>
-      </w:r>
-      <w:proofErr w:type="spellEnd"/>
-      <w:r>
-        <w:rPr>
-          <w:rFonts w:ascii="Times New Roman" w:eastAsia="Times New Roman" w:hAnsi="Times New Roman" w:cs="Times New Roman"/>
-          <w:kern w:val="0"/>
-          <w:lang w:eastAsia="en-NG"/>
-          <w14:ligatures w14:val="none"/>
-        </w:rPr>
-        <w:t xml:space="preserve"> </w:t>
+        <w:t xml:space="preserve">Authenticate with Nibss </w:t>
       </w:r>
     </w:p>
     <w:p>
@@ -2459,7 +2411,6 @@
                 <w14:ligatures w14:val="none"/>
               </w:rPr>
             </w:pPr>
-            <w:proofErr w:type="spellStart"/>
             <w:r>
               <w:rPr>
                 <w:rFonts w:ascii="Arial" w:eastAsia="Times New Roman" w:hAnsi="Arial" w:cs="Arial"/>
@@ -2471,7 +2422,6 @@
               </w:rPr>
               <w:t>NibssByPhoenix</w:t>
             </w:r>
-            <w:proofErr w:type="spellEnd"/>
           </w:p>
         </w:tc>
         <w:tc>
@@ -3554,19 +3504,8 @@
                 <w:lang w:eastAsia="en-NG"/>
                 <w14:ligatures w14:val="none"/>
               </w:rPr>
-              <w:t xml:space="preserve">• Direct API integration with </w:t>
+              <w:t>• Direct API integration with NibssByPhoenix</w:t>
             </w:r>
-            <w:proofErr w:type="spellStart"/>
-            <w:r>
-              <w:rPr>
-                <w:rFonts w:ascii="Arial" w:eastAsia="Times New Roman" w:hAnsi="Arial" w:cs="Arial"/>
-                <w:kern w:val="0"/>
-                <w:lang w:eastAsia="en-NG"/>
-                <w14:ligatures w14:val="none"/>
-              </w:rPr>
-              <w:t>NibssByPhoenix</w:t>
-            </w:r>
-            <w:proofErr w:type="spellEnd"/>
           </w:p>
         </w:tc>
         <w:tc>
@@ -4263,23 +4202,7 @@
           <w:b/>
           <w:bCs/>
         </w:rPr>
-        <w:t xml:space="preserve">external </w:t>
-      </w:r>
-      <w:proofErr w:type="spellStart"/>
-      <w:r>
-        <w:rPr>
-          <w:b/>
-          <w:bCs/>
-        </w:rPr>
-        <w:t>Nibss</w:t>
-      </w:r>
-      <w:proofErr w:type="spellEnd"/>
-      <w:r>
-        <w:rPr>
-          <w:b/>
-          <w:bCs/>
-        </w:rPr>
-        <w:t xml:space="preserve"> system</w:t>
+        <w:t>external Nibss system</w:t>
       </w:r>
       <w:r>
         <w:t>.</w:t>
@@ -4989,13 +4912,8 @@
         <w:pStyle w:val="NormalWeb"/>
         <w:ind w:left="720"/>
       </w:pPr>
-      <w:proofErr w:type="gramStart"/>
-      <w:r>
-        <w:t>So</w:t>
-      </w:r>
-      <w:proofErr w:type="gramEnd"/>
-      <w:r>
-        <w:t xml:space="preserve"> for our assignment:</w:t>
+      <w:r>
+        <w:t>So for our assignment:</w:t>
       </w:r>
     </w:p>
     <w:p>
@@ -5850,25 +5768,14 @@
           <w14:ligatures w14:val="none"/>
         </w:rPr>
       </w:pPr>
-      <w:proofErr w:type="gramStart"/>
-      <w:r>
-        <w:rPr>
-          <w:rFonts w:ascii="Times New Roman" w:eastAsia="Times New Roman" w:hAnsi="Times New Roman" w:cs="Times New Roman"/>
-          <w:kern w:val="0"/>
-          <w:lang w:eastAsia="en-NG"/>
-          <w14:ligatures w14:val="none"/>
-        </w:rPr>
-        <w:t>So</w:t>
-      </w:r>
-      <w:proofErr w:type="gramEnd"/>
-      <w:r>
-        <w:rPr>
-          <w:rFonts w:ascii="Times New Roman" w:eastAsia="Times New Roman" w:hAnsi="Times New Roman" w:cs="Times New Roman"/>
-          <w:kern w:val="0"/>
-          <w:lang w:eastAsia="en-NG"/>
-          <w14:ligatures w14:val="none"/>
-        </w:rPr>
-        <w:t xml:space="preserve"> </w:t>
+      <w:r>
+        <w:rPr>
+          <w:rFonts w:ascii="Times New Roman" w:eastAsia="Times New Roman" w:hAnsi="Times New Roman" w:cs="Times New Roman"/>
+          <w:kern w:val="0"/>
+          <w:lang w:eastAsia="en-NG"/>
+          <w14:ligatures w14:val="none"/>
+        </w:rPr>
+        <w:t xml:space="preserve">So </w:t>
       </w:r>
       <w:r>
         <w:rPr>
@@ -6066,7 +5973,6 @@
           <w14:ligatures w14:val="none"/>
         </w:rPr>
       </w:pPr>
-      <w:proofErr w:type="gramStart"/>
       <w:r>
         <w:rPr>
           <w:rFonts w:ascii="Times New Roman" w:eastAsia="Times New Roman" w:hAnsi="Times New Roman" w:cs="Times New Roman"/>
@@ -6075,17 +5981,7 @@
           <w14:ligatures w14:val="none"/>
         </w:rPr>
         <w:lastRenderedPageBreak/>
-        <w:t>So</w:t>
-      </w:r>
-      <w:proofErr w:type="gramEnd"/>
-      <w:r>
-        <w:rPr>
-          <w:rFonts w:ascii="Times New Roman" w:eastAsia="Times New Roman" w:hAnsi="Times New Roman" w:cs="Times New Roman"/>
-          <w:kern w:val="0"/>
-          <w:lang w:eastAsia="en-NG"/>
-          <w14:ligatures w14:val="none"/>
-        </w:rPr>
-        <w:t xml:space="preserve"> </w:t>
+        <w:t xml:space="preserve">So </w:t>
       </w:r>
       <w:r>
         <w:rPr>
@@ -6331,25 +6227,14 @@
           <w14:ligatures w14:val="none"/>
         </w:rPr>
       </w:pPr>
-      <w:proofErr w:type="gramStart"/>
-      <w:r>
-        <w:rPr>
-          <w:rFonts w:ascii="Times New Roman" w:eastAsia="Times New Roman" w:hAnsi="Times New Roman" w:cs="Times New Roman"/>
-          <w:kern w:val="0"/>
-          <w:lang w:eastAsia="en-NG"/>
-          <w14:ligatures w14:val="none"/>
-        </w:rPr>
-        <w:t>So</w:t>
-      </w:r>
-      <w:proofErr w:type="gramEnd"/>
-      <w:r>
-        <w:rPr>
-          <w:rFonts w:ascii="Times New Roman" w:eastAsia="Times New Roman" w:hAnsi="Times New Roman" w:cs="Times New Roman"/>
-          <w:kern w:val="0"/>
-          <w:lang w:eastAsia="en-NG"/>
-          <w14:ligatures w14:val="none"/>
-        </w:rPr>
-        <w:t xml:space="preserve"> </w:t>
+      <w:r>
+        <w:rPr>
+          <w:rFonts w:ascii="Times New Roman" w:eastAsia="Times New Roman" w:hAnsi="Times New Roman" w:cs="Times New Roman"/>
+          <w:kern w:val="0"/>
+          <w:lang w:eastAsia="en-NG"/>
+          <w14:ligatures w14:val="none"/>
+        </w:rPr>
+        <w:t xml:space="preserve">So </w:t>
       </w:r>
       <w:r>
         <w:rPr>
@@ -7984,13 +7869,8 @@
       <w:pPr>
         <w:pStyle w:val="NormalWeb"/>
       </w:pPr>
-      <w:proofErr w:type="gramStart"/>
-      <w:r>
-        <w:t>So</w:t>
-      </w:r>
-      <w:proofErr w:type="gramEnd"/>
-      <w:r>
-        <w:t xml:space="preserve"> we need to understand how to represent that relationship.</w:t>
+      <w:r>
+        <w:t>So we need to understand how to represent that relationship.</w:t>
       </w:r>
     </w:p>
     <w:p>
@@ -8370,23 +8250,13 @@
           <w:u w:val="single"/>
         </w:rPr>
       </w:pPr>
-      <w:proofErr w:type="gramStart"/>
       <w:r>
         <w:rPr>
           <w:b/>
           <w:bCs/>
           <w:u w:val="single"/>
         </w:rPr>
-        <w:t>Example :</w:t>
-      </w:r>
-      <w:proofErr w:type="gramEnd"/>
-      <w:r>
-        <w:rPr>
-          <w:b/>
-          <w:bCs/>
-          <w:u w:val="single"/>
-        </w:rPr>
-        <w:t xml:space="preserve"> Transfer </w:t>
+        <w:t xml:space="preserve">Example : Transfer </w:t>
       </w:r>
     </w:p>
     <w:p>
@@ -8485,11 +8355,9 @@
         <w:pStyle w:val="NormalWeb"/>
         <w:ind w:left="720"/>
       </w:pPr>
-      <w:proofErr w:type="spellStart"/>
       <w:r>
         <w:t>NibssByPhoenix</w:t>
       </w:r>
-      <w:proofErr w:type="spellEnd"/>
     </w:p>
     <w:p>
       <w:pPr>
@@ -8739,19 +8607,11 @@
           <w:lang w:val="en-NG"/>
         </w:rPr>
       </w:pPr>
-      <w:proofErr w:type="spellStart"/>
       <w:r>
         <w:rPr>
           <w:lang w:val="en-NG"/>
         </w:rPr>
-        <w:t>Nibss</w:t>
-      </w:r>
-      <w:proofErr w:type="spellEnd"/>
-      <w:r>
-        <w:rPr>
-          <w:lang w:val="en-NG"/>
-        </w:rPr>
-        <w:t xml:space="preserve"> communication </w:t>
+        <w:t xml:space="preserve">Nibss communication </w:t>
       </w:r>
     </w:p>
     <w:p>
@@ -9131,48 +8991,26 @@
         <w:pStyle w:val="NormalWeb"/>
         <w:ind w:left="720"/>
       </w:pPr>
-      <w:proofErr w:type="spellStart"/>
-      <w:proofErr w:type="gramStart"/>
-      <w:r>
-        <w:t>package.json</w:t>
-      </w:r>
-      <w:proofErr w:type="spellEnd"/>
-      <w:proofErr w:type="gramEnd"/>
-      <w:r>
-        <w:t xml:space="preserve"> → What the project declares it needs </w:t>
-      </w:r>
-    </w:p>
-    <w:p>
-      <w:pPr>
-        <w:pStyle w:val="NormalWeb"/>
-        <w:ind w:left="720"/>
-      </w:pPr>
-      <w:proofErr w:type="spellStart"/>
-      <w:r>
-        <w:t>node_modules</w:t>
-      </w:r>
-      <w:proofErr w:type="spellEnd"/>
-      <w:r>
-        <w:t xml:space="preserve">/ → Packages actually installed </w:t>
-      </w:r>
-    </w:p>
-    <w:p>
-      <w:pPr>
-        <w:pStyle w:val="NormalWeb"/>
-        <w:ind w:left="720"/>
-      </w:pPr>
-      <w:r>
-        <w:t>package-</w:t>
-      </w:r>
-      <w:proofErr w:type="spellStart"/>
-      <w:proofErr w:type="gramStart"/>
-      <w:r>
-        <w:t>lock.json</w:t>
-      </w:r>
-      <w:proofErr w:type="spellEnd"/>
-      <w:proofErr w:type="gramEnd"/>
-      <w:r>
-        <w:t xml:space="preserve"> → Exact dependency versions/resolution</w:t>
+      <w:r>
+        <w:t xml:space="preserve">package.json → What the project declares it needs </w:t>
+      </w:r>
+    </w:p>
+    <w:p>
+      <w:pPr>
+        <w:pStyle w:val="NormalWeb"/>
+        <w:ind w:left="720"/>
+      </w:pPr>
+      <w:r>
+        <w:t xml:space="preserve">node_modules/ → Packages actually installed </w:t>
+      </w:r>
+    </w:p>
+    <w:p>
+      <w:pPr>
+        <w:pStyle w:val="NormalWeb"/>
+        <w:ind w:left="720"/>
+      </w:pPr>
+      <w:r>
+        <w:t>package-lock.json → Exact dependency versions/resolution</w:t>
       </w:r>
     </w:p>
     <w:p>
@@ -9310,54 +9148,57 @@
           <w:lang w:val="en-NG"/>
         </w:rPr>
       </w:pPr>
-      <w:proofErr w:type="gramStart"/>
       <w:r>
         <w:rPr>
           <w:lang w:val="en-NG"/>
         </w:rPr>
-        <w:t>next(</w:t>
-      </w:r>
-      <w:proofErr w:type="gramEnd"/>
-      <w:r>
+        <w:t>next()</w:t>
+      </w:r>
+    </w:p>
+    <w:p>
+      <w:pPr>
+        <w:pStyle w:val="NormalWeb"/>
+        <w:ind w:left="720"/>
         <w:rPr>
           <w:lang w:val="en-NG"/>
         </w:rPr>
-        <w:t>)</w:t>
-      </w:r>
-    </w:p>
-    <w:p>
-      <w:pPr>
-        <w:pStyle w:val="NormalWeb"/>
-        <w:ind w:left="720"/>
-        <w:rPr>
+      </w:pPr>
+      <w:r>
+        <w:t>Authentication middleware is one type of middleware. JSON parsing, logging, validation, error handling, and other processing can also be middleware.</w:t>
+      </w:r>
+    </w:p>
+    <w:p>
+      <w:pPr>
+        <w:pStyle w:val="NormalWeb"/>
+        <w:ind w:left="720"/>
+        <w:rPr>
+          <w:b/>
+          <w:bCs/>
           <w:lang w:val="en-NG"/>
         </w:rPr>
       </w:pPr>
-    </w:p>
-    <w:p>
-      <w:pPr>
-        <w:pStyle w:val="NormalWeb"/>
-        <w:ind w:left="720"/>
-        <w:rPr>
+      <w:r>
+        <w:rPr>
+          <w:b/>
+          <w:bCs/>
           <w:lang w:val="en-NG"/>
         </w:rPr>
-      </w:pPr>
-    </w:p>
-    <w:p>
-      <w:pPr>
-        <w:pStyle w:val="NormalWeb"/>
-        <w:ind w:left="720"/>
-        <w:rPr>
-          <w:highlight w:val="yellow"/>
+        <w:t>pplication entry point</w:t>
+      </w:r>
+    </w:p>
+    <w:p>
+      <w:pPr>
+        <w:pStyle w:val="NormalWeb"/>
+        <w:ind w:left="720"/>
+        <w:rPr>
           <w:lang w:val="en-NG"/>
         </w:rPr>
       </w:pPr>
       <w:r>
         <w:rPr>
-          <w:highlight w:val="yellow"/>
           <w:lang w:val="en-NG"/>
         </w:rPr>
-        <w:t xml:space="preserve">entity </w:t>
+        <w:t>The application entry point is the file where the application starts running.</w:t>
       </w:r>
     </w:p>
     <w:p>
@@ -9370,10 +9211,9 @@
       </w:pPr>
       <w:r>
         <w:rPr>
-          <w:highlight w:val="yellow"/>
           <w:lang w:val="en-NG"/>
         </w:rPr>
-        <w:t>requirements</w:t>
+        <w:t>In your earlier CRUD project, this was:</w:t>
       </w:r>
     </w:p>
     <w:p>
@@ -9388,27 +9228,31 @@
         <w:rPr>
           <w:lang w:val="en-NG"/>
         </w:rPr>
-        <w:t xml:space="preserve">table </w:t>
-      </w:r>
-      <w:proofErr w:type="spellStart"/>
-      <w:r>
+        <w:t>app.js</w:t>
+      </w:r>
+    </w:p>
+    <w:p>
+      <w:pPr>
+        <w:pStyle w:val="NormalWeb"/>
+        <w:ind w:left="720"/>
         <w:rPr>
           <w:lang w:val="en-NG"/>
         </w:rPr>
-        <w:t>rship</w:t>
-      </w:r>
-      <w:proofErr w:type="spellEnd"/>
+      </w:pPr>
       <w:r>
         <w:rPr>
           <w:lang w:val="en-NG"/>
         </w:rPr>
-        <w:t>, cardinality</w:t>
-      </w:r>
-    </w:p>
-    <w:p>
-      <w:pPr>
-        <w:pStyle w:val="NormalWeb"/>
-        <w:ind w:left="720"/>
+        <w:t>It contained the code that:</w:t>
+      </w:r>
+    </w:p>
+    <w:p>
+      <w:pPr>
+        <w:pStyle w:val="NormalWeb"/>
+        <w:numPr>
+          <w:ilvl w:val="0"/>
+          <w:numId w:val="45"/>
+        </w:numPr>
         <w:rPr>
           <w:lang w:val="en-NG"/>
         </w:rPr>
@@ -9417,13 +9261,16 @@
         <w:rPr>
           <w:lang w:val="en-NG"/>
         </w:rPr>
-        <w:t>role mgt</w:t>
-      </w:r>
-    </w:p>
-    <w:p>
-      <w:pPr>
-        <w:pStyle w:val="NormalWeb"/>
-        <w:ind w:left="720"/>
+        <w:t>loaded Express</w:t>
+      </w:r>
+    </w:p>
+    <w:p>
+      <w:pPr>
+        <w:pStyle w:val="NormalWeb"/>
+        <w:numPr>
+          <w:ilvl w:val="0"/>
+          <w:numId w:val="45"/>
+        </w:numPr>
         <w:rPr>
           <w:lang w:val="en-NG"/>
         </w:rPr>
@@ -9432,27 +9279,34 @@
         <w:rPr>
           <w:lang w:val="en-NG"/>
         </w:rPr>
-        <w:t xml:space="preserve">authentication, </w:t>
-      </w:r>
-      <w:proofErr w:type="gramStart"/>
-      <w:r>
+        <w:t>created the Express application</w:t>
+      </w:r>
+    </w:p>
+    <w:p>
+      <w:pPr>
+        <w:pStyle w:val="NormalWeb"/>
+        <w:numPr>
+          <w:ilvl w:val="0"/>
+          <w:numId w:val="45"/>
+        </w:numPr>
         <w:rPr>
           <w:lang w:val="en-NG"/>
         </w:rPr>
-        <w:t>authorization ,</w:t>
-      </w:r>
-      <w:proofErr w:type="gramEnd"/>
+      </w:pPr>
       <w:r>
         <w:rPr>
           <w:lang w:val="en-NG"/>
         </w:rPr>
-        <w:t xml:space="preserve"> validation</w:t>
-      </w:r>
-    </w:p>
-    <w:p>
-      <w:pPr>
-        <w:pStyle w:val="NormalWeb"/>
-        <w:ind w:left="720"/>
+        <w:t>registered middleware</w:t>
+      </w:r>
+    </w:p>
+    <w:p>
+      <w:pPr>
+        <w:pStyle w:val="NormalWeb"/>
+        <w:numPr>
+          <w:ilvl w:val="0"/>
+          <w:numId w:val="45"/>
+        </w:numPr>
         <w:rPr>
           <w:lang w:val="en-NG"/>
         </w:rPr>
@@ -9461,433 +9315,225 @@
         <w:rPr>
           <w:lang w:val="en-NG"/>
         </w:rPr>
-        <w:t xml:space="preserve">security </w:t>
-      </w:r>
-    </w:p>
-    <w:p>
-      <w:pPr>
-        <w:pStyle w:val="NormalWeb"/>
-        <w:ind w:left="720"/>
-        <w:rPr>
-          <w:highlight w:val="yellow"/>
-        </w:rPr>
-      </w:pPr>
-      <w:r>
-        <w:rPr>
-          <w:highlight w:val="yellow"/>
-        </w:rPr>
-        <w:t xml:space="preserve">Your database design should demonstrate an understanding </w:t>
-      </w:r>
-      <w:proofErr w:type="gramStart"/>
-      <w:r>
-        <w:rPr>
-          <w:highlight w:val="yellow"/>
-        </w:rPr>
-        <w:t>of:●</w:t>
-      </w:r>
-      <w:proofErr w:type="gramEnd"/>
-      <w:r>
-        <w:rPr>
-          <w:highlight w:val="yellow"/>
-        </w:rPr>
-        <w:t xml:space="preserve"> Data modeling● Relationships● References● Required fields● Unique fields● Appropriate data types● </w:t>
-      </w:r>
-      <w:r>
-        <w:rPr>
-          <w:highlight w:val="yellow"/>
-        </w:rPr>
-        <w:t xml:space="preserve">Indexes where appropriate● Data integrity● Timestamps● Constraints </w:t>
-      </w:r>
-      <w:proofErr w:type="gramStart"/>
-      <w:r>
-        <w:rPr>
-          <w:highlight w:val="yellow"/>
-        </w:rPr>
-        <w:t>where</w:t>
-      </w:r>
-      <w:proofErr w:type="gramEnd"/>
-      <w:r>
-        <w:rPr>
-          <w:highlight w:val="yellow"/>
-        </w:rPr>
-        <w:t xml:space="preserve"> supported</w:t>
-      </w:r>
-    </w:p>
-    <w:p>
-      <w:pPr>
-        <w:pStyle w:val="NormalWeb"/>
-        <w:ind w:left="720"/>
-      </w:pPr>
-      <w:r>
-        <w:rPr>
-          <w:highlight w:val="yellow"/>
-        </w:rPr>
-        <w:t>Search, Filtering and Pagination</w:t>
-      </w:r>
-    </w:p>
-    <w:p>
-      <w:pPr>
-        <w:pStyle w:val="NormalWeb"/>
-        <w:ind w:left="720"/>
-      </w:pPr>
-      <w:r>
-        <w:t>Complete API Flow</w:t>
-      </w:r>
-    </w:p>
-    <w:p>
-      <w:pPr>
-        <w:pStyle w:val="NormalWeb"/>
-        <w:ind w:left="720"/>
-      </w:pPr>
-      <w:r>
-        <w:t xml:space="preserve">Utils: </w:t>
-      </w:r>
-      <w:proofErr w:type="spellStart"/>
-      <w:proofErr w:type="gramStart"/>
-      <w:r>
-        <w:t>e.g</w:t>
-      </w:r>
-      <w:proofErr w:type="spellEnd"/>
-      <w:r>
-        <w:t xml:space="preserve"> .env</w:t>
-      </w:r>
-      <w:proofErr w:type="gramEnd"/>
-      <w:r>
-        <w:t xml:space="preserve"> </w:t>
-      </w:r>
-      <w:r>
-        <w:t xml:space="preserve">Environment variables should be used </w:t>
-      </w:r>
-      <w:proofErr w:type="gramStart"/>
-      <w:r>
-        <w:t>for:●</w:t>
-      </w:r>
-      <w:proofErr w:type="gramEnd"/>
-      <w:r>
-        <w:t xml:space="preserve"> Database connection strings● JWT secrets● API keys● Third-party service credentials● Application secrets● Environment-specific configuration</w:t>
-      </w:r>
-    </w:p>
-    <w:p>
-      <w:pPr>
-        <w:pStyle w:val="NormalWeb"/>
-        <w:ind w:left="720"/>
-      </w:pPr>
-      <w:r>
-        <w:t xml:space="preserve">Documentation </w:t>
-      </w:r>
-    </w:p>
-    <w:p>
-      <w:pPr>
-        <w:pStyle w:val="NormalWeb"/>
-        <w:ind w:left="720"/>
-      </w:pPr>
-      <w:r>
-        <w:t xml:space="preserve">Your documentation should also </w:t>
-      </w:r>
-      <w:proofErr w:type="gramStart"/>
-      <w:r>
-        <w:t>explain:●</w:t>
-      </w:r>
-      <w:proofErr w:type="gramEnd"/>
-      <w:r>
-        <w:t xml:space="preserve"> How to install the project● How to configure environment variables● How to start the server● How to run tests● How to access the API documentation</w:t>
-      </w:r>
-    </w:p>
-    <w:p>
-      <w:pPr>
-        <w:pStyle w:val="NormalWeb"/>
-        <w:ind w:left="720"/>
-      </w:pPr>
-      <w:r>
-        <w:t xml:space="preserve">CI/CD: Git and team </w:t>
-      </w:r>
-      <w:proofErr w:type="gramStart"/>
-      <w:r>
-        <w:t xml:space="preserve">workflow  </w:t>
-      </w:r>
-      <w:r>
-        <w:t>Recommended</w:t>
-      </w:r>
-      <w:proofErr w:type="gramEnd"/>
-      <w:r>
-        <w:t xml:space="preserve"> </w:t>
-      </w:r>
-      <w:proofErr w:type="spellStart"/>
-      <w:proofErr w:type="gramStart"/>
-      <w:r>
-        <w:t>workflow:main</w:t>
-      </w:r>
-      <w:proofErr w:type="spellEnd"/>
-      <w:proofErr w:type="gramEnd"/>
-      <w:r>
-        <w:t>│├── feature/authentication├── feature/user-management├── feature/products-</w:t>
-      </w:r>
-      <w:proofErr w:type="spellStart"/>
-      <w:r>
-        <w:t>api</w:t>
-      </w:r>
-      <w:proofErr w:type="spellEnd"/>
-      <w:r>
-        <w:t>├── feature/orders-</w:t>
-      </w:r>
-      <w:proofErr w:type="spellStart"/>
-      <w:r>
-        <w:t>api</w:t>
-      </w:r>
-      <w:proofErr w:type="spellEnd"/>
-      <w:r>
-        <w:t>└── feature/admin-</w:t>
-      </w:r>
-      <w:proofErr w:type="spellStart"/>
-      <w:r>
-        <w:t>apiEach</w:t>
-      </w:r>
-      <w:proofErr w:type="spellEnd"/>
-      <w:r>
-        <w:t xml:space="preserve"> member should create a branch for their task.</w:t>
-      </w:r>
-    </w:p>
-    <w:p>
-      <w:pPr>
-        <w:pStyle w:val="NormalWeb"/>
-        <w:ind w:left="720"/>
-      </w:pPr>
-      <w:r>
-        <w:t>Testing</w:t>
-      </w:r>
-      <w:r>
-        <w:t xml:space="preserve">: </w:t>
-      </w:r>
-      <w:r>
-        <w:t>Your project should have a repeatable testing process rather than relying entirely on manual</w:t>
-      </w:r>
-      <w:r>
-        <w:t xml:space="preserve"> </w:t>
-      </w:r>
-      <w:proofErr w:type="gramStart"/>
-      <w:r>
-        <w:t>testing .</w:t>
-      </w:r>
-      <w:proofErr w:type="gramEnd"/>
-    </w:p>
-    <w:p>
-      <w:pPr>
-        <w:pStyle w:val="NormalWeb"/>
-        <w:ind w:left="720"/>
-      </w:pPr>
-      <w:r>
-        <w:lastRenderedPageBreak/>
-        <w:t>Deployment Requirements</w:t>
-      </w:r>
-      <w:r>
-        <w:t xml:space="preserve">: </w:t>
-      </w:r>
-      <w:r>
-        <w:t xml:space="preserve">The backend should be deployed to a suitable hosting </w:t>
-      </w:r>
-      <w:proofErr w:type="spellStart"/>
-      <w:proofErr w:type="gramStart"/>
-      <w:r>
-        <w:t>platform.Possible</w:t>
-      </w:r>
-      <w:proofErr w:type="spellEnd"/>
-      <w:proofErr w:type="gramEnd"/>
-      <w:r>
-        <w:t xml:space="preserve"> platforms </w:t>
-      </w:r>
-      <w:proofErr w:type="gramStart"/>
-      <w:r>
-        <w:t>include:●</w:t>
-      </w:r>
-      <w:proofErr w:type="gramEnd"/>
-      <w:r>
-        <w:t xml:space="preserve"> Render● Railway● Fly.io● AWS</w:t>
-      </w:r>
-    </w:p>
-    <w:p>
-      <w:pPr>
-        <w:pStyle w:val="NormalWeb"/>
-        <w:ind w:left="720"/>
-      </w:pPr>
-      <w:r>
-        <w:t>Each team should provide the deployed API URL as part of its final submission.</w:t>
-      </w:r>
-    </w:p>
-    <w:p>
-      <w:pPr>
-        <w:pStyle w:val="NormalWeb"/>
-        <w:ind w:left="720"/>
-      </w:pPr>
-      <w:r>
-        <w:t>Recommended Project Development</w:t>
-      </w:r>
-    </w:p>
-    <w:p>
-      <w:pPr>
-        <w:pStyle w:val="NormalWeb"/>
-        <w:ind w:left="720"/>
-      </w:pPr>
-      <w:r>
-        <w:t>ProcessFollow this process:</w:t>
-      </w:r>
-    </w:p>
-    <w:p>
-      <w:pPr>
-        <w:pStyle w:val="NormalWeb"/>
-        <w:ind w:left="720"/>
-      </w:pPr>
-      <w:r>
-        <w:t>STEP 1Understand the assigned topic</w:t>
-      </w:r>
-    </w:p>
-    <w:p>
-      <w:pPr>
-        <w:pStyle w:val="NormalWeb"/>
-        <w:ind w:left="720"/>
-      </w:pPr>
-      <w:r>
-        <w:t>↓STEP 2Identify the target users</w:t>
-      </w:r>
-    </w:p>
-    <w:p>
-      <w:pPr>
-        <w:pStyle w:val="NormalWeb"/>
-        <w:ind w:left="720"/>
-      </w:pPr>
-      <w:r>
-        <w:t>↓STEP 3Identify the MVP features</w:t>
-      </w:r>
-    </w:p>
-    <w:p>
-      <w:pPr>
-        <w:pStyle w:val="NormalWeb"/>
-        <w:ind w:left="720"/>
-      </w:pPr>
-      <w:r>
-        <w:t>↓STEP 4Identify the major system entities</w:t>
-      </w:r>
-    </w:p>
-    <w:p>
-      <w:pPr>
-        <w:pStyle w:val="NormalWeb"/>
-        <w:ind w:left="720"/>
-      </w:pPr>
-      <w:r>
-        <w:t>↓STEP 5Design the database</w:t>
-      </w:r>
-    </w:p>
-    <w:p>
-      <w:pPr>
-        <w:pStyle w:val="NormalWeb"/>
-        <w:ind w:left="720"/>
-      </w:pPr>
-      <w:r>
-        <w:t>↓STEP 6Design the API endpoints</w:t>
-      </w:r>
-    </w:p>
-    <w:p>
-      <w:pPr>
-        <w:pStyle w:val="NormalWeb"/>
-        <w:ind w:left="720"/>
-      </w:pPr>
-      <w:r>
-        <w:t>↓STEP 7Define authentication and authorization</w:t>
-      </w:r>
-    </w:p>
-    <w:p>
-      <w:pPr>
-        <w:pStyle w:val="NormalWeb"/>
-        <w:ind w:left="720"/>
-      </w:pPr>
-      <w:r>
-        <w:t>↓STEP 8Create GitHub repository</w:t>
-      </w:r>
-    </w:p>
-    <w:p>
-      <w:pPr>
-        <w:pStyle w:val="NormalWeb"/>
-        <w:ind w:left="720"/>
-      </w:pPr>
-      <w:r>
-        <w:t>↓STEP 9Distribute backend tasks</w:t>
-      </w:r>
-    </w:p>
-    <w:p>
-      <w:pPr>
-        <w:pStyle w:val="NormalWeb"/>
-        <w:ind w:left="720"/>
-      </w:pPr>
-      <w:r>
-        <w:t>↓STEP 10Build the backend</w:t>
-      </w:r>
-    </w:p>
-    <w:p>
-      <w:pPr>
-        <w:pStyle w:val="NormalWeb"/>
-        <w:ind w:left="720"/>
-      </w:pPr>
-      <w:r>
-        <w:t>↓STEP 11Implement validation and security</w:t>
-      </w:r>
-    </w:p>
-    <w:p>
-      <w:pPr>
-        <w:pStyle w:val="NormalWeb"/>
-        <w:ind w:left="720"/>
-      </w:pPr>
-      <w:r>
-        <w:t>↓STEP 12Implement business logic</w:t>
-      </w:r>
-    </w:p>
-    <w:p>
-      <w:pPr>
-        <w:pStyle w:val="NormalWeb"/>
-        <w:ind w:left="720"/>
-      </w:pPr>
-      <w:r>
-        <w:t>↓STEP 13Document the APIs</w:t>
-      </w:r>
-    </w:p>
-    <w:p>
-      <w:pPr>
-        <w:pStyle w:val="NormalWeb"/>
-        <w:ind w:left="720"/>
-      </w:pPr>
-      <w:r>
-        <w:t>↓STEP 14Test the APIs</w:t>
-      </w:r>
-    </w:p>
-    <w:p>
-      <w:pPr>
-        <w:pStyle w:val="NormalWeb"/>
-        <w:ind w:left="720"/>
-      </w:pPr>
-      <w:r>
-        <w:t>↓STEP 15Fix bugs</w:t>
-      </w:r>
-    </w:p>
-    <w:p>
-      <w:pPr>
-        <w:pStyle w:val="NormalWeb"/>
-        <w:ind w:left="720"/>
-      </w:pPr>
-      <w:r>
-        <w:t>↓STEP 16Deploy the backend</w:t>
-      </w:r>
-    </w:p>
-    <w:p>
-      <w:pPr>
-        <w:pStyle w:val="NormalWeb"/>
-        <w:ind w:left="720"/>
-      </w:pPr>
-      <w:r>
-        <w:t>↓STEP 17Demonstrate the complete API workflow</w:t>
-      </w:r>
-    </w:p>
-    <w:p>
-      <w:pPr>
-        <w:pStyle w:val="NormalWeb"/>
-        <w:ind w:left="720"/>
+        <w:t>defined routes</w:t>
+      </w:r>
+    </w:p>
+    <w:p>
+      <w:pPr>
+        <w:pStyle w:val="NormalWeb"/>
+        <w:numPr>
+          <w:ilvl w:val="0"/>
+          <w:numId w:val="45"/>
+        </w:numPr>
+        <w:rPr>
+          <w:lang w:val="en-NG"/>
+        </w:rPr>
+      </w:pPr>
+      <w:r>
+        <w:rPr>
+          <w:lang w:val="en-NG"/>
+        </w:rPr>
+        <w:t>started the server</w:t>
+      </w:r>
+    </w:p>
+    <w:p>
+      <w:pPr>
+        <w:spacing w:before="100" w:beforeAutospacing="1" w:after="100" w:afterAutospacing="1" w:line="240" w:lineRule="auto"/>
+        <w:ind w:left="360"/>
+        <w:rPr>
+          <w:rFonts w:ascii="Times New Roman" w:eastAsia="Times New Roman" w:hAnsi="Times New Roman" w:cs="Times New Roman"/>
+          <w:kern w:val="0"/>
+          <w:lang w:val="en-NG" w:eastAsia="en-NG"/>
+          <w14:ligatures w14:val="none"/>
+        </w:rPr>
+      </w:pPr>
+      <w:r>
+        <w:rPr>
+          <w:rFonts w:ascii="Times New Roman" w:eastAsia="Times New Roman" w:hAnsi="Times New Roman" w:cs="Times New Roman"/>
+          <w:kern w:val="0"/>
+          <w:lang w:val="en-NG" w:eastAsia="en-NG"/>
+          <w14:ligatures w14:val="none"/>
+        </w:rPr>
+        <w:t>In a larger project, we may separate responsibilities between files. For example:</w:t>
+      </w:r>
+    </w:p>
+    <w:p>
+      <w:pPr>
+        <w:tabs>
+          <w:tab w:val="left" w:pos="916"/>
+          <w:tab w:val="left" w:pos="1832"/>
+          <w:tab w:val="left" w:pos="2748"/>
+          <w:tab w:val="left" w:pos="3664"/>
+          <w:tab w:val="left" w:pos="4580"/>
+          <w:tab w:val="left" w:pos="5496"/>
+          <w:tab w:val="left" w:pos="6412"/>
+          <w:tab w:val="left" w:pos="7328"/>
+          <w:tab w:val="left" w:pos="8244"/>
+          <w:tab w:val="left" w:pos="9160"/>
+          <w:tab w:val="left" w:pos="10076"/>
+          <w:tab w:val="left" w:pos="10992"/>
+          <w:tab w:val="left" w:pos="11908"/>
+          <w:tab w:val="left" w:pos="12824"/>
+          <w:tab w:val="left" w:pos="13740"/>
+          <w:tab w:val="left" w:pos="14656"/>
+        </w:tabs>
+        <w:spacing w:after="0" w:line="240" w:lineRule="auto"/>
+        <w:ind w:left="360"/>
+        <w:rPr>
+          <w:rFonts w:ascii="Courier New" w:eastAsia="Times New Roman" w:hAnsi="Courier New" w:cs="Courier New"/>
+          <w:kern w:val="0"/>
+          <w:sz w:val="20"/>
+          <w:szCs w:val="20"/>
+          <w:lang w:val="en-NG" w:eastAsia="en-NG"/>
+          <w14:ligatures w14:val="none"/>
+        </w:rPr>
+      </w:pPr>
+      <w:r>
+        <w:rPr>
+          <w:rFonts w:ascii="Courier New" w:eastAsia="Times New Roman" w:hAnsi="Courier New" w:cs="Courier New"/>
+          <w:kern w:val="0"/>
+          <w:sz w:val="20"/>
+          <w:szCs w:val="20"/>
+          <w:lang w:val="en-NG" w:eastAsia="en-NG"/>
+          <w14:ligatures w14:val="none"/>
+        </w:rPr>
+        <w:t>server.js</w:t>
+      </w:r>
+    </w:p>
+    <w:p>
+      <w:pPr>
+        <w:spacing w:before="100" w:beforeAutospacing="1" w:after="100" w:afterAutospacing="1" w:line="240" w:lineRule="auto"/>
+        <w:ind w:left="360"/>
+        <w:rPr>
+          <w:rFonts w:ascii="Times New Roman" w:eastAsia="Times New Roman" w:hAnsi="Times New Roman" w:cs="Times New Roman"/>
+          <w:kern w:val="0"/>
+          <w:lang w:val="en-NG" w:eastAsia="en-NG"/>
+          <w14:ligatures w14:val="none"/>
+        </w:rPr>
+      </w:pPr>
+      <w:r>
+        <w:rPr>
+          <w:rFonts w:ascii="Times New Roman" w:eastAsia="Times New Roman" w:hAnsi="Times New Roman" w:cs="Times New Roman"/>
+          <w:kern w:val="0"/>
+          <w:lang w:val="en-NG" w:eastAsia="en-NG"/>
+          <w14:ligatures w14:val="none"/>
+        </w:rPr>
+        <w:t>might start the server, while:</w:t>
+      </w:r>
+    </w:p>
+    <w:p>
+      <w:pPr>
+        <w:tabs>
+          <w:tab w:val="left" w:pos="916"/>
+          <w:tab w:val="left" w:pos="1832"/>
+          <w:tab w:val="left" w:pos="2748"/>
+          <w:tab w:val="left" w:pos="3664"/>
+          <w:tab w:val="left" w:pos="4580"/>
+          <w:tab w:val="left" w:pos="5496"/>
+          <w:tab w:val="left" w:pos="6412"/>
+          <w:tab w:val="left" w:pos="7328"/>
+          <w:tab w:val="left" w:pos="8244"/>
+          <w:tab w:val="left" w:pos="9160"/>
+          <w:tab w:val="left" w:pos="10076"/>
+          <w:tab w:val="left" w:pos="10992"/>
+          <w:tab w:val="left" w:pos="11908"/>
+          <w:tab w:val="left" w:pos="12824"/>
+          <w:tab w:val="left" w:pos="13740"/>
+          <w:tab w:val="left" w:pos="14656"/>
+        </w:tabs>
+        <w:spacing w:after="0" w:line="240" w:lineRule="auto"/>
+        <w:ind w:left="360"/>
+        <w:rPr>
+          <w:rFonts w:ascii="Courier New" w:eastAsia="Times New Roman" w:hAnsi="Courier New" w:cs="Courier New"/>
+          <w:kern w:val="0"/>
+          <w:sz w:val="20"/>
+          <w:szCs w:val="20"/>
+          <w:lang w:val="en-NG" w:eastAsia="en-NG"/>
+          <w14:ligatures w14:val="none"/>
+        </w:rPr>
+      </w:pPr>
+      <w:r>
+        <w:rPr>
+          <w:rFonts w:ascii="Courier New" w:eastAsia="Times New Roman" w:hAnsi="Courier New" w:cs="Courier New"/>
+          <w:kern w:val="0"/>
+          <w:sz w:val="20"/>
+          <w:szCs w:val="20"/>
+          <w:lang w:val="en-NG" w:eastAsia="en-NG"/>
+          <w14:ligatures w14:val="none"/>
+        </w:rPr>
+        <w:t>app.js</w:t>
+      </w:r>
+    </w:p>
+    <w:p>
+      <w:pPr>
+        <w:spacing w:before="100" w:beforeAutospacing="1" w:after="100" w:afterAutospacing="1" w:line="240" w:lineRule="auto"/>
+        <w:ind w:left="360"/>
+        <w:rPr>
+          <w:rFonts w:ascii="Times New Roman" w:eastAsia="Times New Roman" w:hAnsi="Times New Roman" w:cs="Times New Roman"/>
+          <w:kern w:val="0"/>
+          <w:lang w:val="en-NG" w:eastAsia="en-NG"/>
+          <w14:ligatures w14:val="none"/>
+        </w:rPr>
+      </w:pPr>
+      <w:r>
+        <w:rPr>
+          <w:rFonts w:ascii="Times New Roman" w:eastAsia="Times New Roman" w:hAnsi="Times New Roman" w:cs="Times New Roman"/>
+          <w:kern w:val="0"/>
+          <w:lang w:val="en-NG" w:eastAsia="en-NG"/>
+          <w14:ligatures w14:val="none"/>
+        </w:rPr>
+        <w:t>might configure and export the Express application.</w:t>
+      </w:r>
+    </w:p>
+    <w:p>
+      <w:pPr>
+        <w:spacing w:before="100" w:beforeAutospacing="1" w:after="100" w:afterAutospacing="1" w:line="240" w:lineRule="auto"/>
+        <w:ind w:left="360"/>
+        <w:rPr>
+          <w:rFonts w:ascii="Times New Roman" w:eastAsia="Times New Roman" w:hAnsi="Times New Roman" w:cs="Times New Roman"/>
+          <w:kern w:val="0"/>
+          <w:lang w:val="en-NG" w:eastAsia="en-NG"/>
+          <w14:ligatures w14:val="none"/>
+        </w:rPr>
+      </w:pPr>
+      <w:r>
+        <w:rPr>
+          <w:rFonts w:ascii="Times New Roman" w:eastAsia="Times New Roman" w:hAnsi="Times New Roman" w:cs="Times New Roman"/>
+          <w:kern w:val="0"/>
+          <w:lang w:val="en-NG" w:eastAsia="en-NG"/>
+          <w14:ligatures w14:val="none"/>
+        </w:rPr>
+        <w:t>But we have not chosen the final structure yet. The important concept is:</w:t>
+      </w:r>
+    </w:p>
+    <w:p>
+      <w:pPr>
+        <w:spacing w:before="100" w:beforeAutospacing="1" w:after="100" w:afterAutospacing="1" w:line="240" w:lineRule="auto"/>
+        <w:ind w:left="360"/>
+        <w:rPr>
+          <w:rFonts w:ascii="Times New Roman" w:eastAsia="Times New Roman" w:hAnsi="Times New Roman" w:cs="Times New Roman"/>
+          <w:kern w:val="0"/>
+          <w:lang w:val="en-NG" w:eastAsia="en-NG"/>
+          <w14:ligatures w14:val="none"/>
+        </w:rPr>
+      </w:pPr>
+      <w:r>
+        <w:rPr>
+          <w:rFonts w:ascii="Times New Roman" w:eastAsia="Times New Roman" w:hAnsi="Times New Roman" w:cs="Times New Roman"/>
+          <w:kern w:val="0"/>
+          <w:lang w:val="en-NG" w:eastAsia="en-NG"/>
+          <w14:ligatures w14:val="none"/>
+        </w:rPr>
+        <w:t>The entry point is where execution begins and the application is initialized.</w:t>
+      </w:r>
+    </w:p>
+    <w:p>
+      <w:pPr>
+        <w:pStyle w:val="NormalWeb"/>
+        <w:ind w:left="720"/>
+        <w:rPr>
+          <w:lang w:val="en-NG"/>
+        </w:rPr>
       </w:pPr>
     </w:p>
     <w:p>
@@ -9970,15 +9616,7 @@
         <w:t>Step 1 (Done):</w:t>
       </w:r>
       <w:r>
-        <w:t xml:space="preserve"> How to create a standard function and give it a piece of text. You nailed this with </w:t>
-      </w:r>
-      <w:proofErr w:type="spellStart"/>
-      <w:r>
-        <w:t>showJob</w:t>
-      </w:r>
-      <w:proofErr w:type="spellEnd"/>
-      <w:r>
-        <w:t>.</w:t>
+        <w:t xml:space="preserve"> How to create a standard function and give it a piece of text. You nailed this with showJob.</w:t>
       </w:r>
     </w:p>
     <w:p>
@@ -10055,15 +9693,7 @@
         <w:t>Step 4 (The final goal):</w:t>
       </w:r>
       <w:r>
-        <w:t xml:space="preserve"> Putting Steps 2 and 3 together to write that exact </w:t>
-      </w:r>
-      <w:proofErr w:type="spellStart"/>
-      <w:r>
-        <w:t>catchAsync</w:t>
-      </w:r>
-      <w:proofErr w:type="spellEnd"/>
-      <w:r>
-        <w:t xml:space="preserve"> utility without confusion.</w:t>
+        <w:t xml:space="preserve"> Putting Steps 2 and 3 together to write that exact catchAsync utility without confusion.</w:t>
       </w:r>
     </w:p>
     <w:p>
@@ -10169,15 +9799,7 @@
         <w:t>Input Basket:</w:t>
       </w:r>
       <w:r>
-        <w:t xml:space="preserve"> (</w:t>
-      </w:r>
-      <w:proofErr w:type="spellStart"/>
-      <w:r>
-        <w:t>inputName</w:t>
-      </w:r>
-      <w:proofErr w:type="spellEnd"/>
-      <w:r>
-        <w:t>)</w:t>
+        <w:t xml:space="preserve"> (inputName)</w:t>
       </w:r>
     </w:p>
     <w:p>
@@ -10215,15 +9837,7 @@
         <w:t>Action Box:</w:t>
       </w:r>
       <w:r>
-        <w:t xml:space="preserve"> </w:t>
-      </w:r>
-      <w:proofErr w:type="gramStart"/>
-      <w:r>
-        <w:t>{ ...</w:t>
-      </w:r>
-      <w:proofErr w:type="gramEnd"/>
-      <w:r>
-        <w:t xml:space="preserve"> }</w:t>
+        <w:t xml:space="preserve"> { ... }</w:t>
       </w:r>
     </w:p>
     <w:p>
@@ -10295,15 +9909,7 @@
         </w:numPr>
       </w:pPr>
       <w:r>
-        <w:t>(</w:t>
-      </w:r>
-      <w:proofErr w:type="spellStart"/>
-      <w:r>
-        <w:t>inputName</w:t>
-      </w:r>
-      <w:proofErr w:type="spellEnd"/>
-      <w:r>
-        <w:t>): A temporary container holding whatever piece of information gets tossed in when the tool is run.</w:t>
+        <w:t>(inputName): A temporary container holding whatever piece of information gets tossed in when the tool is run.</w:t>
       </w:r>
     </w:p>
     <w:p>
@@ -10326,13 +9932,8 @@
           <w:numId w:val="23"/>
         </w:numPr>
       </w:pPr>
-      <w:proofErr w:type="gramStart"/>
-      <w:r>
-        <w:t>{ ...</w:t>
-      </w:r>
-      <w:proofErr w:type="gramEnd"/>
-      <w:r>
-        <w:t xml:space="preserve"> }: Wraps the actual work being done so it doesn't spill out into the rest of the file.</w:t>
+      <w:r>
+        <w:t>{ ... }: Wraps the actual work being done so it doesn't spill out into the rest of the file.</w:t>
       </w:r>
     </w:p>
     <w:p>
@@ -10439,16 +10040,7 @@
         </w:numPr>
       </w:pPr>
       <w:r>
-        <w:lastRenderedPageBreak/>
-        <w:t xml:space="preserve">(title) =&gt; </w:t>
-      </w:r>
-      <w:proofErr w:type="gramStart"/>
-      <w:r>
-        <w:t>{ ...</w:t>
-      </w:r>
-      <w:proofErr w:type="gramEnd"/>
-      <w:r>
-        <w:t xml:space="preserve"> } (Valid)</w:t>
+        <w:t>(title) =&gt; { ... } (Valid)</w:t>
       </w:r>
     </w:p>
     <w:p>
@@ -10460,15 +10052,7 @@
         </w:numPr>
       </w:pPr>
       <w:r>
-        <w:t xml:space="preserve">title =&gt; </w:t>
-      </w:r>
-      <w:proofErr w:type="gramStart"/>
-      <w:r>
-        <w:t>{ ...</w:t>
-      </w:r>
-      <w:proofErr w:type="gramEnd"/>
-      <w:r>
-        <w:t xml:space="preserve"> } (Also valid)</w:t>
+        <w:t>title =&gt; { ... } (Also valid)</w:t>
       </w:r>
     </w:p>
     <w:p>
@@ -10509,15 +10093,7 @@
         </w:numPr>
       </w:pPr>
       <w:r>
-        <w:t xml:space="preserve">() =&gt; </w:t>
-      </w:r>
-      <w:proofErr w:type="gramStart"/>
-      <w:r>
-        <w:t>{ ...</w:t>
-      </w:r>
-      <w:proofErr w:type="gramEnd"/>
-      <w:r>
-        <w:t xml:space="preserve"> } (Mandatory)</w:t>
+        <w:t>() =&gt; { ... } (Mandatory)</w:t>
       </w:r>
     </w:p>
     <w:p>
@@ -10533,6 +10109,7 @@
           <w:b/>
           <w:bCs/>
         </w:rPr>
+        <w:lastRenderedPageBreak/>
         <w:t>If there are TWO OR MORE inputs:</w:t>
       </w:r>
       <w:r>
@@ -10558,15 +10135,7 @@
         </w:numPr>
       </w:pPr>
       <w:r>
-        <w:t xml:space="preserve">(title, salary) =&gt; </w:t>
-      </w:r>
-      <w:proofErr w:type="gramStart"/>
-      <w:r>
-        <w:t>{ ...</w:t>
-      </w:r>
-      <w:proofErr w:type="gramEnd"/>
-      <w:r>
-        <w:t xml:space="preserve"> } (Mandatory)</w:t>
+        <w:t>(title, salary) =&gt; { ... } (Mandatory)</w:t>
       </w:r>
     </w:p>
     <w:p>
@@ -10720,15 +10289,7 @@
         </w:numPr>
       </w:pPr>
       <w:r>
-        <w:t xml:space="preserve">The opening parenthesis </w:t>
-      </w:r>
-      <w:proofErr w:type="gramStart"/>
-      <w:r>
-        <w:t>( grabs</w:t>
-      </w:r>
-      <w:proofErr w:type="gramEnd"/>
-      <w:r>
-        <w:t xml:space="preserve"> the tool and tells the computer: </w:t>
+        <w:t xml:space="preserve">The opening parenthesis ( grabs the tool and tells the computer: </w:t>
       </w:r>
       <w:r>
         <w:rPr>
@@ -10747,15 +10308,7 @@
         </w:numPr>
       </w:pPr>
       <w:r>
-        <w:t xml:space="preserve">The closing </w:t>
-      </w:r>
-      <w:proofErr w:type="gramStart"/>
-      <w:r>
-        <w:t>parenthesis )</w:t>
-      </w:r>
-      <w:proofErr w:type="gramEnd"/>
-      <w:r>
-        <w:t xml:space="preserve"> seals the slot and completes the execution.</w:t>
+        <w:t>The closing parenthesis ) seals the slot and completes the execution.</w:t>
       </w:r>
     </w:p>
     <w:p>
@@ -10830,15 +10383,7 @@
         <w:t>mandatory</w:t>
       </w:r>
       <w:r>
-        <w:t xml:space="preserve"> (() =&gt; </w:t>
-      </w:r>
-      <w:proofErr w:type="gramStart"/>
-      <w:r>
-        <w:t>{ ...</w:t>
-      </w:r>
-      <w:proofErr w:type="gramEnd"/>
-      <w:r>
-        <w:t xml:space="preserve"> }).</w:t>
+        <w:t xml:space="preserve"> (() =&gt; { ... }).</w:t>
       </w:r>
     </w:p>
     <w:p>
@@ -10867,15 +10412,7 @@
         <w:t>mandatory</w:t>
       </w:r>
       <w:r>
-        <w:t xml:space="preserve"> ((a, b) =&gt; </w:t>
-      </w:r>
-      <w:proofErr w:type="gramStart"/>
-      <w:r>
-        <w:t>{ ...</w:t>
-      </w:r>
-      <w:proofErr w:type="gramEnd"/>
-      <w:r>
-        <w:t xml:space="preserve"> }).</w:t>
+        <w:t xml:space="preserve"> ((a, b) =&gt; { ... }).</w:t>
       </w:r>
     </w:p>
     <w:p>
@@ -10904,15 +10441,7 @@
         <w:t>Optional</w:t>
       </w:r>
       <w:r>
-        <w:t xml:space="preserve">, but industry standard is to always use them anyway ((a) =&gt; </w:t>
-      </w:r>
-      <w:proofErr w:type="gramStart"/>
-      <w:r>
-        <w:t>{ ...</w:t>
-      </w:r>
-      <w:proofErr w:type="gramEnd"/>
-      <w:r>
-        <w:t xml:space="preserve"> }).</w:t>
+        <w:t>, but industry standard is to always use them anyway ((a) =&gt; { ... }).</w:t>
       </w:r>
     </w:p>
     <w:p>
@@ -11019,35 +10548,22 @@
         <w:ind w:left="720"/>
       </w:pPr>
       <w:r>
+        <w:t>const result = makeCounter();</w:t>
+      </w:r>
+    </w:p>
+    <w:p>
+      <w:pPr>
+        <w:pStyle w:val="NormalWeb"/>
+        <w:ind w:left="720"/>
+      </w:pPr>
+    </w:p>
+    <w:p>
+      <w:pPr>
+        <w:pStyle w:val="NormalWeb"/>
+        <w:ind w:left="720"/>
+      </w:pPr>
+      <w:r>
         <w:lastRenderedPageBreak/>
-        <w:t xml:space="preserve">const result = </w:t>
-      </w:r>
-      <w:proofErr w:type="spellStart"/>
-      <w:proofErr w:type="gramStart"/>
-      <w:r>
-        <w:t>makeCounter</w:t>
-      </w:r>
-      <w:proofErr w:type="spellEnd"/>
-      <w:r>
-        <w:t>(</w:t>
-      </w:r>
-      <w:proofErr w:type="gramEnd"/>
-      <w:r>
-        <w:t>);</w:t>
-      </w:r>
-    </w:p>
-    <w:p>
-      <w:pPr>
-        <w:pStyle w:val="NormalWeb"/>
-        <w:ind w:left="720"/>
-      </w:pPr>
-    </w:p>
-    <w:p>
-      <w:pPr>
-        <w:pStyle w:val="NormalWeb"/>
-        <w:ind w:left="720"/>
-      </w:pPr>
-      <w:r>
         <w:t>// Step 2: Pull the trigger on that variable</w:t>
       </w:r>
     </w:p>
@@ -11056,13 +10572,8 @@
         <w:pStyle w:val="NormalWeb"/>
         <w:ind w:left="720"/>
       </w:pPr>
-      <w:proofErr w:type="gramStart"/>
-      <w:r>
-        <w:t>result(</w:t>
-      </w:r>
-      <w:proofErr w:type="gramEnd"/>
-      <w:r>
-        <w:t>);</w:t>
+      <w:r>
+        <w:t>result();</w:t>
       </w:r>
     </w:p>
     <w:p>
@@ -11107,20 +10618,7 @@
         <w:ind w:left="720"/>
       </w:pPr>
       <w:r>
-        <w:t xml:space="preserve">Because </w:t>
-      </w:r>
-      <w:proofErr w:type="spellStart"/>
-      <w:proofErr w:type="gramStart"/>
-      <w:r>
-        <w:t>makeCounter</w:t>
-      </w:r>
-      <w:proofErr w:type="spellEnd"/>
-      <w:r>
-        <w:t>(</w:t>
-      </w:r>
-      <w:proofErr w:type="gramEnd"/>
-      <w:r>
-        <w:t>) spits out a function, you can attach a second set of () immediately to the end of it:</w:t>
+        <w:t>Because makeCounter() spits out a function, you can attach a second set of () immediately to the end of it:</w:t>
       </w:r>
     </w:p>
     <w:p>
@@ -11137,18 +10635,8 @@
         <w:pStyle w:val="NormalWeb"/>
         <w:ind w:left="720"/>
       </w:pPr>
-      <w:proofErr w:type="spellStart"/>
-      <w:proofErr w:type="gramStart"/>
-      <w:r>
-        <w:t>makeCounter</w:t>
-      </w:r>
-      <w:proofErr w:type="spellEnd"/>
-      <w:r>
-        <w:t>()(</w:t>
-      </w:r>
-      <w:proofErr w:type="gramEnd"/>
-      <w:r>
-        <w:t>);</w:t>
+      <w:r>
+        <w:t>makeCounter()();</w:t>
       </w:r>
     </w:p>
     <w:p>
@@ -11169,20 +10657,7 @@
         </w:numPr>
       </w:pPr>
       <w:r>
-        <w:t xml:space="preserve">The first () runs </w:t>
-      </w:r>
-      <w:proofErr w:type="spellStart"/>
-      <w:proofErr w:type="gramStart"/>
-      <w:r>
-        <w:t>makeCounter</w:t>
-      </w:r>
-      <w:proofErr w:type="spellEnd"/>
-      <w:r>
-        <w:t>(</w:t>
-      </w:r>
-      <w:proofErr w:type="gramEnd"/>
-      <w:r>
-        <w:t>), which spits out the inner instructions.</w:t>
+        <w:t>The first () runs makeCounter(), which spits out the inner instructions.</w:t>
       </w:r>
     </w:p>
     <w:p>
@@ -11241,15 +10716,7 @@
         </w:numPr>
       </w:pPr>
       <w:r>
-        <w:t xml:space="preserve">Save it to a variable first: </w:t>
-      </w:r>
-      <w:proofErr w:type="gramStart"/>
-      <w:r>
-        <w:t>result(</w:t>
-      </w:r>
-      <w:proofErr w:type="gramEnd"/>
-      <w:r>
-        <w:t>)</w:t>
+        <w:t>Save it to a variable first: result()</w:t>
       </w:r>
     </w:p>
     <w:p>
@@ -11261,20 +10728,7 @@
         </w:numPr>
       </w:pPr>
       <w:r>
-        <w:t xml:space="preserve">Or trigger it immediately: </w:t>
-      </w:r>
-      <w:proofErr w:type="spellStart"/>
-      <w:proofErr w:type="gramStart"/>
-      <w:r>
-        <w:t>makeCounter</w:t>
-      </w:r>
-      <w:proofErr w:type="spellEnd"/>
-      <w:r>
-        <w:t>()(</w:t>
-      </w:r>
-      <w:proofErr w:type="gramEnd"/>
-      <w:r>
-        <w:t>)</w:t>
+        <w:t>Or trigger it immediately: makeCounter()()</w:t>
       </w:r>
     </w:p>
     <w:p>
@@ -11301,15 +10755,7 @@
         <w:spacing w:after="0" w:line="240" w:lineRule="auto"/>
       </w:pPr>
       <w:r>
-        <w:t xml:space="preserve">const </w:t>
-      </w:r>
-      <w:proofErr w:type="spellStart"/>
-      <w:r>
-        <w:t>ringBell</w:t>
-      </w:r>
-      <w:proofErr w:type="spellEnd"/>
-      <w:r>
-        <w:t xml:space="preserve"> = () =&gt; {</w:t>
+        <w:t>const ringBell = () =&gt; {</w:t>
       </w:r>
     </w:p>
     <w:p>
@@ -11317,23 +10763,7 @@
         <w:spacing w:after="0" w:line="240" w:lineRule="auto"/>
       </w:pPr>
       <w:r>
-        <w:t xml:space="preserve">  </w:t>
-      </w:r>
-      <w:proofErr w:type="gramStart"/>
-      <w:r>
-        <w:t>console.log(</w:t>
-      </w:r>
-      <w:proofErr w:type="gramEnd"/>
-      <w:r>
-        <w:t xml:space="preserve">"Ding </w:t>
-      </w:r>
-      <w:proofErr w:type="gramStart"/>
-      <w:r>
-        <w:t>dong</w:t>
-      </w:r>
-      <w:proofErr w:type="gramEnd"/>
-      <w:r>
-        <w:t>!");</w:t>
+        <w:t xml:space="preserve">  console.log("Ding dong!");</w:t>
       </w:r>
     </w:p>
     <w:p>
@@ -11362,15 +10792,7 @@
         <w:spacing w:after="0" w:line="240" w:lineRule="auto"/>
       </w:pPr>
       <w:r>
-        <w:t xml:space="preserve">  </w:t>
-      </w:r>
-      <w:proofErr w:type="gramStart"/>
-      <w:r>
-        <w:t>action(</w:t>
-      </w:r>
-      <w:proofErr w:type="gramEnd"/>
-      <w:r>
-        <w:t>);</w:t>
+        <w:t xml:space="preserve">  action();</w:t>
       </w:r>
     </w:p>
     <w:p>
@@ -11391,15 +10813,7 @@
         <w:spacing w:after="0" w:line="240" w:lineRule="auto"/>
       </w:pPr>
       <w:r>
-        <w:t xml:space="preserve">const </w:t>
-      </w:r>
-      <w:proofErr w:type="spellStart"/>
-      <w:r>
-        <w:t>getAge</w:t>
-      </w:r>
-      <w:proofErr w:type="spellEnd"/>
-      <w:r>
-        <w:t xml:space="preserve"> = () =&gt; {</w:t>
+        <w:t>const getAge = () =&gt; {</w:t>
       </w:r>
     </w:p>
     <w:p>
@@ -11415,127 +10829,151 @@
         <w:spacing w:after="0" w:line="240" w:lineRule="auto"/>
       </w:pPr>
       <w:r>
+        <w:t>};</w:t>
+      </w:r>
+    </w:p>
+    <w:p/>
+    <w:p>
+      <w:r>
+        <w:rPr>
+          <w:rStyle w:val="hljs-keyword"/>
+        </w:rPr>
+        <w:t>const</w:t>
+      </w:r>
+      <w:r>
+        <w:t xml:space="preserve"> makeTicker = </w:t>
+      </w:r>
+      <w:r>
+        <w:rPr>
+          <w:rStyle w:val="hljs-function"/>
+        </w:rPr>
+        <w:t>() =&gt;</w:t>
+      </w:r>
+      <w:r>
+        <w:t xml:space="preserve"> { </w:t>
+      </w:r>
+      <w:r>
+        <w:rPr>
+          <w:rStyle w:val="hljs-keyword"/>
+        </w:rPr>
+        <w:t>return</w:t>
+      </w:r>
+      <w:r>
+        <w:t xml:space="preserve"> </w:t>
+      </w:r>
+      <w:r>
+        <w:rPr>
+          <w:rStyle w:val="hljs-function"/>
+        </w:rPr>
+        <w:t>() =&gt;</w:t>
+      </w:r>
+      <w:r>
+        <w:t xml:space="preserve"> { </w:t>
+      </w:r>
+      <w:r>
+        <w:rPr>
+          <w:rStyle w:val="hljs-keyword"/>
+        </w:rPr>
+        <w:t>return</w:t>
+      </w:r>
+      <w:r>
+        <w:t xml:space="preserve"> </w:t>
+      </w:r>
+      <w:r>
+        <w:rPr>
+          <w:rStyle w:val="hljs-string"/>
+        </w:rPr>
+        <w:t>"Tick"</w:t>
+      </w:r>
+      <w:r>
+        <w:t>; }; };</w:t>
+      </w:r>
+    </w:p>
+    <w:p>
+      <w:pPr>
+        <w:rPr>
+          <w:b/>
+          <w:bCs/>
+        </w:rPr>
+      </w:pPr>
+      <w:r>
+        <w:rPr>
+          <w:b/>
+          <w:bCs/>
+        </w:rPr>
         <w:lastRenderedPageBreak/>
+        <w:t>omparing Both Side-by-Side</w:t>
+      </w:r>
+    </w:p>
+    <w:p>
+      <w:pPr>
+        <w:rPr>
+          <w:b/>
+          <w:bCs/>
+        </w:rPr>
+      </w:pPr>
+      <w:r>
+        <w:rPr>
+          <w:b/>
+          <w:bCs/>
+        </w:rPr>
+        <w:t>Option A: Using console.log (Prints to the screen)</w:t>
+      </w:r>
+    </w:p>
+    <w:p>
+      <w:r>
+        <w:t>JavaScript</w:t>
+      </w:r>
+    </w:p>
+    <w:p>
+      <w:r>
+        <w:t>const makeTickerA = () =&gt; {</w:t>
+      </w:r>
+    </w:p>
+    <w:p>
+      <w:r>
+        <w:t xml:space="preserve">  return () =&gt; {</w:t>
+      </w:r>
+    </w:p>
+    <w:p>
+      <w:r>
+        <w:t xml:space="preserve">    console.log("Tick");</w:t>
+      </w:r>
+    </w:p>
+    <w:p>
+      <w:r>
+        <w:t xml:space="preserve">  };</w:t>
+      </w:r>
+    </w:p>
+    <w:p>
+      <w:r>
         <w:t>};</w:t>
       </w:r>
     </w:p>
     <w:p/>
     <w:p>
       <w:r>
-        <w:rPr>
-          <w:rStyle w:val="hljs-keyword"/>
-        </w:rPr>
-        <w:t>const</w:t>
-      </w:r>
-      <w:r>
-        <w:t xml:space="preserve"> </w:t>
-      </w:r>
-      <w:proofErr w:type="spellStart"/>
-      <w:r>
-        <w:t>makeTicker</w:t>
-      </w:r>
-      <w:proofErr w:type="spellEnd"/>
-      <w:r>
-        <w:t xml:space="preserve"> = </w:t>
-      </w:r>
-      <w:r>
-        <w:rPr>
-          <w:rStyle w:val="hljs-function"/>
-        </w:rPr>
-        <w:t>() =&gt;</w:t>
-      </w:r>
-      <w:r>
-        <w:t xml:space="preserve"> </w:t>
-      </w:r>
-      <w:proofErr w:type="gramStart"/>
-      <w:r>
-        <w:t xml:space="preserve">{ </w:t>
-      </w:r>
-      <w:r>
-        <w:rPr>
-          <w:rStyle w:val="hljs-keyword"/>
-        </w:rPr>
-        <w:t>return</w:t>
-      </w:r>
-      <w:proofErr w:type="gramEnd"/>
-      <w:r>
-        <w:t xml:space="preserve"> </w:t>
-      </w:r>
-      <w:r>
-        <w:rPr>
-          <w:rStyle w:val="hljs-function"/>
-        </w:rPr>
-        <w:t>() =&gt;</w:t>
-      </w:r>
-      <w:r>
-        <w:t xml:space="preserve"> </w:t>
-      </w:r>
-      <w:proofErr w:type="gramStart"/>
-      <w:r>
-        <w:t xml:space="preserve">{ </w:t>
-      </w:r>
-      <w:r>
-        <w:rPr>
-          <w:rStyle w:val="hljs-keyword"/>
-        </w:rPr>
-        <w:t>return</w:t>
-      </w:r>
-      <w:proofErr w:type="gramEnd"/>
-      <w:r>
-        <w:t xml:space="preserve"> </w:t>
-      </w:r>
-      <w:r>
-        <w:rPr>
-          <w:rStyle w:val="hljs-string"/>
-        </w:rPr>
-        <w:t>"Tick"</w:t>
-      </w:r>
-      <w:proofErr w:type="gramStart"/>
-      <w:r>
-        <w:t>; }</w:t>
-      </w:r>
-      <w:proofErr w:type="gramEnd"/>
-      <w:r>
-        <w:t>; };</w:t>
-      </w:r>
-    </w:p>
-    <w:p>
-      <w:pPr>
-        <w:rPr>
-          <w:b/>
-          <w:bCs/>
-        </w:rPr>
-      </w:pPr>
-      <w:proofErr w:type="spellStart"/>
-      <w:r>
-        <w:rPr>
-          <w:b/>
-          <w:bCs/>
-        </w:rPr>
-        <w:t>omparing</w:t>
-      </w:r>
-      <w:proofErr w:type="spellEnd"/>
-      <w:r>
-        <w:rPr>
-          <w:b/>
-          <w:bCs/>
-        </w:rPr>
-        <w:t xml:space="preserve"> Both Side-by-Side</w:t>
-      </w:r>
-    </w:p>
-    <w:p>
-      <w:pPr>
-        <w:rPr>
-          <w:b/>
-          <w:bCs/>
-        </w:rPr>
-      </w:pPr>
-      <w:r>
-        <w:rPr>
-          <w:b/>
-          <w:bCs/>
-        </w:rPr>
-        <w:t>Option A: Using console.log (Prints to the screen)</w:t>
+        <w:t>const runA = makeTickerA();</w:t>
+      </w:r>
+    </w:p>
+    <w:p>
+      <w:r>
+        <w:t>runA(); // "Tick" appears directly in the console.</w:t>
+      </w:r>
+    </w:p>
+    <w:p>
+      <w:pPr>
+        <w:rPr>
+          <w:b/>
+          <w:bCs/>
+        </w:rPr>
+      </w:pPr>
+      <w:r>
+        <w:rPr>
+          <w:b/>
+          <w:bCs/>
+        </w:rPr>
+        <w:t>Option B: Using return (Hands back the data)</w:t>
       </w:r>
     </w:p>
     <w:p>
@@ -11545,15 +10983,7 @@
     </w:p>
     <w:p>
       <w:r>
-        <w:t xml:space="preserve">const </w:t>
-      </w:r>
-      <w:proofErr w:type="spellStart"/>
-      <w:r>
-        <w:t>makeTickerA</w:t>
-      </w:r>
-      <w:proofErr w:type="spellEnd"/>
-      <w:r>
-        <w:t xml:space="preserve"> = () =&gt; {</w:t>
+        <w:t>const makeTickerB = () =&gt; {</w:t>
       </w:r>
     </w:p>
     <w:p>
@@ -11563,7 +10993,7 @@
     </w:p>
     <w:p>
       <w:r>
-        <w:t xml:space="preserve">    console.log("Tick");</w:t>
+        <w:t xml:space="preserve">    return "Tick";</w:t>
       </w:r>
     </w:p>
     <w:p>
@@ -11579,150 +11009,35 @@
     <w:p/>
     <w:p>
       <w:r>
-        <w:t xml:space="preserve">const </w:t>
-      </w:r>
-      <w:proofErr w:type="spellStart"/>
-      <w:r>
-        <w:t>runA</w:t>
-      </w:r>
-      <w:proofErr w:type="spellEnd"/>
-      <w:r>
-        <w:t xml:space="preserve"> = </w:t>
-      </w:r>
-      <w:proofErr w:type="spellStart"/>
-      <w:proofErr w:type="gramStart"/>
-      <w:r>
-        <w:t>makeTickerA</w:t>
-      </w:r>
-      <w:proofErr w:type="spellEnd"/>
-      <w:r>
-        <w:t>(</w:t>
-      </w:r>
-      <w:proofErr w:type="gramEnd"/>
-      <w:r>
-        <w:t>);</w:t>
-      </w:r>
-    </w:p>
-    <w:p>
-      <w:proofErr w:type="spellStart"/>
-      <w:proofErr w:type="gramStart"/>
-      <w:r>
-        <w:t>runA</w:t>
-      </w:r>
-      <w:proofErr w:type="spellEnd"/>
-      <w:r>
-        <w:t>(</w:t>
-      </w:r>
-      <w:proofErr w:type="gramEnd"/>
-      <w:r>
-        <w:t>); // "Tick" appears directly in the console.</w:t>
-      </w:r>
-    </w:p>
-    <w:p>
-      <w:pPr>
-        <w:rPr>
-          <w:b/>
-          <w:bCs/>
-        </w:rPr>
-      </w:pPr>
-      <w:r>
-        <w:rPr>
-          <w:b/>
-          <w:bCs/>
-        </w:rPr>
-        <w:t>Option B: Using return (Hands back the data)</w:t>
-      </w:r>
-    </w:p>
-    <w:p>
-      <w:r>
+        <w:t>const runB = makeTickerB();</w:t>
+      </w:r>
+    </w:p>
+    <w:p>
+      <w:r>
+        <w:t>const message = runB(); // Nothing prints to the screen!</w:t>
+      </w:r>
+    </w:p>
+    <w:p>
+      <w:r>
+        <w:t>// 'message' now holds the value "Tick" so your program can use it elsewhere.</w:t>
+      </w:r>
+    </w:p>
+    <w:p/>
+    <w:p>
+      <w:pPr>
+        <w:spacing w:after="0" w:line="240" w:lineRule="auto"/>
+        <w:rPr>
+          <w:color w:val="0070C0"/>
+        </w:rPr>
+      </w:pPr>
+      <w:r>
+        <w:rPr>
+          <w:color w:val="0070C0"/>
+        </w:rPr>
         <w:t>JavaScript</w:t>
       </w:r>
     </w:p>
     <w:p>
-      <w:r>
-        <w:t xml:space="preserve">const </w:t>
-      </w:r>
-      <w:proofErr w:type="spellStart"/>
-      <w:r>
-        <w:t>makeTickerB</w:t>
-      </w:r>
-      <w:proofErr w:type="spellEnd"/>
-      <w:r>
-        <w:t xml:space="preserve"> = () =&gt; {</w:t>
-      </w:r>
-    </w:p>
-    <w:p>
-      <w:r>
-        <w:t xml:space="preserve">  return () =&gt; {</w:t>
-      </w:r>
-    </w:p>
-    <w:p>
-      <w:r>
-        <w:t xml:space="preserve">    return "Tick";</w:t>
-      </w:r>
-    </w:p>
-    <w:p>
-      <w:r>
-        <w:t xml:space="preserve">  };</w:t>
-      </w:r>
-    </w:p>
-    <w:p>
-      <w:r>
-        <w:t>};</w:t>
-      </w:r>
-    </w:p>
-    <w:p/>
-    <w:p>
-      <w:r>
-        <w:t xml:space="preserve">const </w:t>
-      </w:r>
-      <w:proofErr w:type="spellStart"/>
-      <w:r>
-        <w:t>runB</w:t>
-      </w:r>
-      <w:proofErr w:type="spellEnd"/>
-      <w:r>
-        <w:t xml:space="preserve"> = </w:t>
-      </w:r>
-      <w:proofErr w:type="spellStart"/>
-      <w:proofErr w:type="gramStart"/>
-      <w:r>
-        <w:t>makeTickerB</w:t>
-      </w:r>
-      <w:proofErr w:type="spellEnd"/>
-      <w:r>
-        <w:t>(</w:t>
-      </w:r>
-      <w:proofErr w:type="gramEnd"/>
-      <w:r>
-        <w:t>);</w:t>
-      </w:r>
-    </w:p>
-    <w:p>
-      <w:r>
-        <w:t xml:space="preserve">const message = </w:t>
-      </w:r>
-      <w:proofErr w:type="spellStart"/>
-      <w:proofErr w:type="gramStart"/>
-      <w:r>
-        <w:t>runB</w:t>
-      </w:r>
-      <w:proofErr w:type="spellEnd"/>
-      <w:r>
-        <w:t>(</w:t>
-      </w:r>
-      <w:proofErr w:type="gramEnd"/>
-      <w:r>
-        <w:t>); // Nothing prints to the screen!</w:t>
-      </w:r>
-    </w:p>
-    <w:p>
-      <w:r>
-        <w:t>// 'message' now holds the value "Tick" so your program can use it elsewhere.</w:t>
-      </w:r>
-    </w:p>
-    <w:p/>
-    <w:p>
       <w:pPr>
         <w:spacing w:after="0" w:line="240" w:lineRule="auto"/>
         <w:rPr>
@@ -11733,7 +11048,7 @@
         <w:rPr>
           <w:color w:val="0070C0"/>
         </w:rPr>
-        <w:t>JavaScript</w:t>
+        <w:t>// 1. 'async' goes right in front of the parameter basket:</w:t>
       </w:r>
     </w:p>
     <w:p>
@@ -11747,7 +11062,7 @@
         <w:rPr>
           <w:color w:val="0070C0"/>
         </w:rPr>
-        <w:t>// 1. 'async' goes right in front of the parameter basket:</w:t>
+        <w:t>const getBalance = async (req, res, next) =&gt; {</w:t>
       </w:r>
     </w:p>
     <w:p>
@@ -11757,25 +11072,33 @@
           <w:color w:val="0070C0"/>
         </w:rPr>
       </w:pPr>
-      <w:r>
+    </w:p>
+    <w:p>
+      <w:pPr>
+        <w:spacing w:after="0" w:line="240" w:lineRule="auto"/>
         <w:rPr>
           <w:color w:val="0070C0"/>
         </w:rPr>
-        <w:t xml:space="preserve">const </w:t>
-      </w:r>
-      <w:proofErr w:type="spellStart"/>
+      </w:pPr>
       <w:r>
         <w:rPr>
           <w:color w:val="0070C0"/>
         </w:rPr>
-        <w:t>getBalance</w:t>
-      </w:r>
-      <w:proofErr w:type="spellEnd"/>
-      <w:r>
+        <w:t xml:space="preserve">  // 2. 'try' opens the safe zone:</w:t>
+      </w:r>
+    </w:p>
+    <w:p>
+      <w:pPr>
+        <w:spacing w:after="0" w:line="240" w:lineRule="auto"/>
         <w:rPr>
           <w:color w:val="0070C0"/>
         </w:rPr>
-        <w:t xml:space="preserve"> = async (req, res, next) =&gt; {</w:t>
+      </w:pPr>
+      <w:r>
+        <w:rPr>
+          <w:color w:val="0070C0"/>
+        </w:rPr>
+        <w:t xml:space="preserve">  try {</w:t>
       </w:r>
     </w:p>
     <w:p>
@@ -11797,8 +11120,22 @@
         <w:rPr>
           <w:color w:val="0070C0"/>
         </w:rPr>
+        <w:t xml:space="preserve">    // 3. 'await' goes directly in front of the slow task:</w:t>
+      </w:r>
+    </w:p>
+    <w:p>
+      <w:pPr>
+        <w:spacing w:after="0" w:line="240" w:lineRule="auto"/>
+        <w:rPr>
+          <w:color w:val="0070C0"/>
+        </w:rPr>
+      </w:pPr>
+      <w:r>
+        <w:rPr>
+          <w:color w:val="0070C0"/>
+        </w:rPr>
         <w:lastRenderedPageBreak/>
-        <w:t xml:space="preserve">  // 2. 'try' opens the safe zone:</w:t>
+        <w:t xml:space="preserve">    const balance = await fetchFromDatabase();</w:t>
       </w:r>
     </w:p>
     <w:p>
@@ -11808,11 +11145,19 @@
           <w:color w:val="0070C0"/>
         </w:rPr>
       </w:pPr>
-      <w:r>
+    </w:p>
+    <w:p>
+      <w:pPr>
+        <w:spacing w:after="0" w:line="240" w:lineRule="auto"/>
         <w:rPr>
           <w:color w:val="0070C0"/>
         </w:rPr>
-        <w:t xml:space="preserve">  try {</w:t>
+      </w:pPr>
+      <w:r>
+        <w:rPr>
+          <w:color w:val="0070C0"/>
+        </w:rPr>
+        <w:t xml:space="preserve">    // 4. This only runs if the await above succeeds:</w:t>
       </w:r>
     </w:p>
     <w:p>
@@ -11822,113 +11167,11 @@
           <w:color w:val="0070C0"/>
         </w:rPr>
       </w:pPr>
-    </w:p>
-    <w:p>
-      <w:pPr>
-        <w:spacing w:after="0" w:line="240" w:lineRule="auto"/>
+      <w:r>
         <w:rPr>
           <w:color w:val="0070C0"/>
         </w:rPr>
-      </w:pPr>
-      <w:r>
-        <w:rPr>
-          <w:color w:val="0070C0"/>
-        </w:rPr>
-        <w:t xml:space="preserve">    // 3. 'await' goes directly in front of the slow task:</w:t>
-      </w:r>
-    </w:p>
-    <w:p>
-      <w:pPr>
-        <w:spacing w:after="0" w:line="240" w:lineRule="auto"/>
-        <w:rPr>
-          <w:color w:val="0070C0"/>
-        </w:rPr>
-      </w:pPr>
-      <w:r>
-        <w:rPr>
-          <w:color w:val="0070C0"/>
-        </w:rPr>
-        <w:t xml:space="preserve">    const balance = await </w:t>
-      </w:r>
-      <w:proofErr w:type="spellStart"/>
-      <w:proofErr w:type="gramStart"/>
-      <w:r>
-        <w:rPr>
-          <w:color w:val="0070C0"/>
-        </w:rPr>
-        <w:t>fetchFromDatabase</w:t>
-      </w:r>
-      <w:proofErr w:type="spellEnd"/>
-      <w:r>
-        <w:rPr>
-          <w:color w:val="0070C0"/>
-        </w:rPr>
-        <w:t>(</w:t>
-      </w:r>
-      <w:proofErr w:type="gramEnd"/>
-      <w:r>
-        <w:rPr>
-          <w:color w:val="0070C0"/>
-        </w:rPr>
-        <w:t>);</w:t>
-      </w:r>
-    </w:p>
-    <w:p>
-      <w:pPr>
-        <w:spacing w:after="0" w:line="240" w:lineRule="auto"/>
-        <w:rPr>
-          <w:color w:val="0070C0"/>
-        </w:rPr>
-      </w:pPr>
-    </w:p>
-    <w:p>
-      <w:pPr>
-        <w:spacing w:after="0" w:line="240" w:lineRule="auto"/>
-        <w:rPr>
-          <w:color w:val="0070C0"/>
-        </w:rPr>
-      </w:pPr>
-      <w:r>
-        <w:rPr>
-          <w:color w:val="0070C0"/>
-        </w:rPr>
-        <w:t xml:space="preserve">    // 4. This only runs if the await above succeeds:</w:t>
-      </w:r>
-    </w:p>
-    <w:p>
-      <w:pPr>
-        <w:spacing w:after="0" w:line="240" w:lineRule="auto"/>
-        <w:rPr>
-          <w:color w:val="0070C0"/>
-        </w:rPr>
-      </w:pPr>
-      <w:r>
-        <w:rPr>
-          <w:color w:val="0070C0"/>
-        </w:rPr>
-        <w:t xml:space="preserve">    </w:t>
-      </w:r>
-      <w:proofErr w:type="spellStart"/>
-      <w:proofErr w:type="gramStart"/>
-      <w:r>
-        <w:rPr>
-          <w:color w:val="0070C0"/>
-        </w:rPr>
-        <w:t>res.json</w:t>
-      </w:r>
-      <w:proofErr w:type="spellEnd"/>
-      <w:r>
-        <w:rPr>
-          <w:color w:val="0070C0"/>
-        </w:rPr>
-        <w:t>({ balance</w:t>
-      </w:r>
-      <w:proofErr w:type="gramEnd"/>
-      <w:r>
-        <w:rPr>
-          <w:color w:val="0070C0"/>
-        </w:rPr>
-        <w:t xml:space="preserve"> });</w:t>
+        <w:t xml:space="preserve">    res.json({ balance });</w:t>
       </w:r>
     </w:p>
     <w:p>
@@ -13520,6 +12763,155 @@
     </w:lvl>
   </w:abstractNum>
   <w:abstractNum w:abstractNumId="10" w15:restartNumberingAfterBreak="0">
+    <w:nsid w:val="151F6C93"/>
+    <w:multiLevelType w:val="multilevel"/>
+    <w:tmpl w:val="0708092C"/>
+    <w:lvl w:ilvl="0">
+      <w:start w:val="1"/>
+      <w:numFmt w:val="bullet"/>
+      <w:lvlText w:val=""/>
+      <w:lvlJc w:val="left"/>
+      <w:pPr>
+        <w:tabs>
+          <w:tab w:val="num" w:pos="720"/>
+        </w:tabs>
+        <w:ind w:left="720" w:hanging="360"/>
+      </w:pPr>
+      <w:rPr>
+        <w:rFonts w:ascii="Symbol" w:hAnsi="Symbol" w:hint="default"/>
+        <w:sz w:val="20"/>
+      </w:rPr>
+    </w:lvl>
+    <w:lvl w:ilvl="1" w:tentative="1">
+      <w:start w:val="1"/>
+      <w:numFmt w:val="bullet"/>
+      <w:lvlText w:val="o"/>
+      <w:lvlJc w:val="left"/>
+      <w:pPr>
+        <w:tabs>
+          <w:tab w:val="num" w:pos="1440"/>
+        </w:tabs>
+        <w:ind w:left="1440" w:hanging="360"/>
+      </w:pPr>
+      <w:rPr>
+        <w:rFonts w:ascii="Courier New" w:hAnsi="Courier New" w:hint="default"/>
+        <w:sz w:val="20"/>
+      </w:rPr>
+    </w:lvl>
+    <w:lvl w:ilvl="2" w:tentative="1">
+      <w:start w:val="1"/>
+      <w:numFmt w:val="bullet"/>
+      <w:lvlText w:val=""/>
+      <w:lvlJc w:val="left"/>
+      <w:pPr>
+        <w:tabs>
+          <w:tab w:val="num" w:pos="2160"/>
+        </w:tabs>
+        <w:ind w:left="2160" w:hanging="360"/>
+      </w:pPr>
+      <w:rPr>
+        <w:rFonts w:ascii="Wingdings" w:hAnsi="Wingdings" w:hint="default"/>
+        <w:sz w:val="20"/>
+      </w:rPr>
+    </w:lvl>
+    <w:lvl w:ilvl="3" w:tentative="1">
+      <w:start w:val="1"/>
+      <w:numFmt w:val="bullet"/>
+      <w:lvlText w:val=""/>
+      <w:lvlJc w:val="left"/>
+      <w:pPr>
+        <w:tabs>
+          <w:tab w:val="num" w:pos="2880"/>
+        </w:tabs>
+        <w:ind w:left="2880" w:hanging="360"/>
+      </w:pPr>
+      <w:rPr>
+        <w:rFonts w:ascii="Wingdings" w:hAnsi="Wingdings" w:hint="default"/>
+        <w:sz w:val="20"/>
+      </w:rPr>
+    </w:lvl>
+    <w:lvl w:ilvl="4" w:tentative="1">
+      <w:start w:val="1"/>
+      <w:numFmt w:val="bullet"/>
+      <w:lvlText w:val=""/>
+      <w:lvlJc w:val="left"/>
+      <w:pPr>
+        <w:tabs>
+          <w:tab w:val="num" w:pos="3600"/>
+        </w:tabs>
+        <w:ind w:left="3600" w:hanging="360"/>
+      </w:pPr>
+      <w:rPr>
+        <w:rFonts w:ascii="Wingdings" w:hAnsi="Wingdings" w:hint="default"/>
+        <w:sz w:val="20"/>
+      </w:rPr>
+    </w:lvl>
+    <w:lvl w:ilvl="5" w:tentative="1">
+      <w:start w:val="1"/>
+      <w:numFmt w:val="bullet"/>
+      <w:lvlText w:val=""/>
+      <w:lvlJc w:val="left"/>
+      <w:pPr>
+        <w:tabs>
+          <w:tab w:val="num" w:pos="4320"/>
+        </w:tabs>
+        <w:ind w:left="4320" w:hanging="360"/>
+      </w:pPr>
+      <w:rPr>
+        <w:rFonts w:ascii="Wingdings" w:hAnsi="Wingdings" w:hint="default"/>
+        <w:sz w:val="20"/>
+      </w:rPr>
+    </w:lvl>
+    <w:lvl w:ilvl="6" w:tentative="1">
+      <w:start w:val="1"/>
+      <w:numFmt w:val="bullet"/>
+      <w:lvlText w:val=""/>
+      <w:lvlJc w:val="left"/>
+      <w:pPr>
+        <w:tabs>
+          <w:tab w:val="num" w:pos="5040"/>
+        </w:tabs>
+        <w:ind w:left="5040" w:hanging="360"/>
+      </w:pPr>
+      <w:rPr>
+        <w:rFonts w:ascii="Wingdings" w:hAnsi="Wingdings" w:hint="default"/>
+        <w:sz w:val="20"/>
+      </w:rPr>
+    </w:lvl>
+    <w:lvl w:ilvl="7" w:tentative="1">
+      <w:start w:val="1"/>
+      <w:numFmt w:val="bullet"/>
+      <w:lvlText w:val=""/>
+      <w:lvlJc w:val="left"/>
+      <w:pPr>
+        <w:tabs>
+          <w:tab w:val="num" w:pos="5760"/>
+        </w:tabs>
+        <w:ind w:left="5760" w:hanging="360"/>
+      </w:pPr>
+      <w:rPr>
+        <w:rFonts w:ascii="Wingdings" w:hAnsi="Wingdings" w:hint="default"/>
+        <w:sz w:val="20"/>
+      </w:rPr>
+    </w:lvl>
+    <w:lvl w:ilvl="8" w:tentative="1">
+      <w:start w:val="1"/>
+      <w:numFmt w:val="bullet"/>
+      <w:lvlText w:val=""/>
+      <w:lvlJc w:val="left"/>
+      <w:pPr>
+        <w:tabs>
+          <w:tab w:val="num" w:pos="6480"/>
+        </w:tabs>
+        <w:ind w:left="6480" w:hanging="360"/>
+      </w:pPr>
+      <w:rPr>
+        <w:rFonts w:ascii="Wingdings" w:hAnsi="Wingdings" w:hint="default"/>
+        <w:sz w:val="20"/>
+      </w:rPr>
+    </w:lvl>
+  </w:abstractNum>
+  <w:abstractNum w:abstractNumId="11" w15:restartNumberingAfterBreak="0">
     <w:nsid w:val="1743171D"/>
     <w:multiLevelType w:val="multilevel"/>
     <w:tmpl w:val="F0F0B2B8"/>
@@ -13668,7 +13060,7 @@
       </w:rPr>
     </w:lvl>
   </w:abstractNum>
-  <w:abstractNum w:abstractNumId="11" w15:restartNumberingAfterBreak="0">
+  <w:abstractNum w:abstractNumId="12" w15:restartNumberingAfterBreak="0">
     <w:nsid w:val="1ACB0917"/>
     <w:multiLevelType w:val="multilevel"/>
     <w:tmpl w:val="D65C0066"/>
@@ -13781,7 +13173,7 @@
       </w:pPr>
     </w:lvl>
   </w:abstractNum>
-  <w:abstractNum w:abstractNumId="12" w15:restartNumberingAfterBreak="0">
+  <w:abstractNum w:abstractNumId="13" w15:restartNumberingAfterBreak="0">
     <w:nsid w:val="1C104910"/>
     <w:multiLevelType w:val="multilevel"/>
     <w:tmpl w:val="796A6886"/>
@@ -13930,7 +13322,7 @@
       </w:rPr>
     </w:lvl>
   </w:abstractNum>
-  <w:abstractNum w:abstractNumId="13" w15:restartNumberingAfterBreak="0">
+  <w:abstractNum w:abstractNumId="14" w15:restartNumberingAfterBreak="0">
     <w:nsid w:val="1E78291D"/>
     <w:multiLevelType w:val="multilevel"/>
     <w:tmpl w:val="FAA646B4"/>
@@ -14079,7 +13471,7 @@
       </w:rPr>
     </w:lvl>
   </w:abstractNum>
-  <w:abstractNum w:abstractNumId="14" w15:restartNumberingAfterBreak="0">
+  <w:abstractNum w:abstractNumId="15" w15:restartNumberingAfterBreak="0">
     <w:nsid w:val="26181258"/>
     <w:multiLevelType w:val="multilevel"/>
     <w:tmpl w:val="C508588E"/>
@@ -14228,7 +13620,7 @@
       </w:rPr>
     </w:lvl>
   </w:abstractNum>
-  <w:abstractNum w:abstractNumId="15" w15:restartNumberingAfterBreak="0">
+  <w:abstractNum w:abstractNumId="16" w15:restartNumberingAfterBreak="0">
     <w:nsid w:val="2ECC0E37"/>
     <w:multiLevelType w:val="multilevel"/>
     <w:tmpl w:val="2F2AC3C4"/>
@@ -14377,7 +13769,7 @@
       </w:rPr>
     </w:lvl>
   </w:abstractNum>
-  <w:abstractNum w:abstractNumId="16" w15:restartNumberingAfterBreak="0">
+  <w:abstractNum w:abstractNumId="17" w15:restartNumberingAfterBreak="0">
     <w:nsid w:val="2EEF3122"/>
     <w:multiLevelType w:val="multilevel"/>
     <w:tmpl w:val="5BE0290E"/>
@@ -14526,7 +13918,7 @@
       </w:rPr>
     </w:lvl>
   </w:abstractNum>
-  <w:abstractNum w:abstractNumId="17" w15:restartNumberingAfterBreak="0">
+  <w:abstractNum w:abstractNumId="18" w15:restartNumberingAfterBreak="0">
     <w:nsid w:val="2FB31315"/>
     <w:multiLevelType w:val="multilevel"/>
     <w:tmpl w:val="5D10C9F4"/>
@@ -14675,7 +14067,7 @@
       </w:rPr>
     </w:lvl>
   </w:abstractNum>
-  <w:abstractNum w:abstractNumId="18" w15:restartNumberingAfterBreak="0">
+  <w:abstractNum w:abstractNumId="19" w15:restartNumberingAfterBreak="0">
     <w:nsid w:val="429044E8"/>
     <w:multiLevelType w:val="hybridMultilevel"/>
     <w:tmpl w:val="71BE16B8"/>
@@ -14788,7 +14180,7 @@
       </w:rPr>
     </w:lvl>
   </w:abstractNum>
-  <w:abstractNum w:abstractNumId="19" w15:restartNumberingAfterBreak="0">
+  <w:abstractNum w:abstractNumId="20" w15:restartNumberingAfterBreak="0">
     <w:nsid w:val="42E173AC"/>
     <w:multiLevelType w:val="multilevel"/>
     <w:tmpl w:val="D252185C"/>
@@ -14937,7 +14329,7 @@
       </w:rPr>
     </w:lvl>
   </w:abstractNum>
-  <w:abstractNum w:abstractNumId="20" w15:restartNumberingAfterBreak="0">
+  <w:abstractNum w:abstractNumId="21" w15:restartNumberingAfterBreak="0">
     <w:nsid w:val="45657F41"/>
     <w:multiLevelType w:val="multilevel"/>
     <w:tmpl w:val="6C985CEC"/>
@@ -15086,7 +14478,7 @@
       </w:rPr>
     </w:lvl>
   </w:abstractNum>
-  <w:abstractNum w:abstractNumId="21" w15:restartNumberingAfterBreak="0">
+  <w:abstractNum w:abstractNumId="22" w15:restartNumberingAfterBreak="0">
     <w:nsid w:val="466F5ABA"/>
     <w:multiLevelType w:val="multilevel"/>
     <w:tmpl w:val="D21C3404"/>
@@ -15235,7 +14627,7 @@
       </w:rPr>
     </w:lvl>
   </w:abstractNum>
-  <w:abstractNum w:abstractNumId="22" w15:restartNumberingAfterBreak="0">
+  <w:abstractNum w:abstractNumId="23" w15:restartNumberingAfterBreak="0">
     <w:nsid w:val="48F075D7"/>
     <w:multiLevelType w:val="multilevel"/>
     <w:tmpl w:val="EFEE1E36"/>
@@ -15384,7 +14776,7 @@
       </w:rPr>
     </w:lvl>
   </w:abstractNum>
-  <w:abstractNum w:abstractNumId="23" w15:restartNumberingAfterBreak="0">
+  <w:abstractNum w:abstractNumId="24" w15:restartNumberingAfterBreak="0">
     <w:nsid w:val="49BE4154"/>
     <w:multiLevelType w:val="multilevel"/>
     <w:tmpl w:val="CF1E29B8"/>
@@ -15533,7 +14925,7 @@
       </w:rPr>
     </w:lvl>
   </w:abstractNum>
-  <w:abstractNum w:abstractNumId="24" w15:restartNumberingAfterBreak="0">
+  <w:abstractNum w:abstractNumId="25" w15:restartNumberingAfterBreak="0">
     <w:nsid w:val="4CF17350"/>
     <w:multiLevelType w:val="multilevel"/>
     <w:tmpl w:val="2BC810BE"/>
@@ -15646,7 +15038,7 @@
       </w:pPr>
     </w:lvl>
   </w:abstractNum>
-  <w:abstractNum w:abstractNumId="25" w15:restartNumberingAfterBreak="0">
+  <w:abstractNum w:abstractNumId="26" w15:restartNumberingAfterBreak="0">
     <w:nsid w:val="4E5D0BE5"/>
     <w:multiLevelType w:val="multilevel"/>
     <w:tmpl w:val="1340D8C0"/>
@@ -15795,7 +15187,7 @@
       </w:rPr>
     </w:lvl>
   </w:abstractNum>
-  <w:abstractNum w:abstractNumId="26" w15:restartNumberingAfterBreak="0">
+  <w:abstractNum w:abstractNumId="27" w15:restartNumberingAfterBreak="0">
     <w:nsid w:val="54796519"/>
     <w:multiLevelType w:val="multilevel"/>
     <w:tmpl w:val="89C240E8"/>
@@ -15944,7 +15336,7 @@
       </w:rPr>
     </w:lvl>
   </w:abstractNum>
-  <w:abstractNum w:abstractNumId="27" w15:restartNumberingAfterBreak="0">
+  <w:abstractNum w:abstractNumId="28" w15:restartNumberingAfterBreak="0">
     <w:nsid w:val="5B2D1E83"/>
     <w:multiLevelType w:val="multilevel"/>
     <w:tmpl w:val="8AE4D612"/>
@@ -16093,7 +15485,7 @@
       </w:rPr>
     </w:lvl>
   </w:abstractNum>
-  <w:abstractNum w:abstractNumId="28" w15:restartNumberingAfterBreak="0">
+  <w:abstractNum w:abstractNumId="29" w15:restartNumberingAfterBreak="0">
     <w:nsid w:val="5C47654D"/>
     <w:multiLevelType w:val="multilevel"/>
     <w:tmpl w:val="26D8B576"/>
@@ -16242,7 +15634,7 @@
       </w:rPr>
     </w:lvl>
   </w:abstractNum>
-  <w:abstractNum w:abstractNumId="29" w15:restartNumberingAfterBreak="0">
+  <w:abstractNum w:abstractNumId="30" w15:restartNumberingAfterBreak="0">
     <w:nsid w:val="5F4F15CB"/>
     <w:multiLevelType w:val="multilevel"/>
     <w:tmpl w:val="735E5F18"/>
@@ -16391,7 +15783,7 @@
       </w:rPr>
     </w:lvl>
   </w:abstractNum>
-  <w:abstractNum w:abstractNumId="30" w15:restartNumberingAfterBreak="0">
+  <w:abstractNum w:abstractNumId="31" w15:restartNumberingAfterBreak="0">
     <w:nsid w:val="60735616"/>
     <w:multiLevelType w:val="multilevel"/>
     <w:tmpl w:val="8C8C3952"/>
@@ -16540,7 +15932,7 @@
       </w:rPr>
     </w:lvl>
   </w:abstractNum>
-  <w:abstractNum w:abstractNumId="31" w15:restartNumberingAfterBreak="0">
+  <w:abstractNum w:abstractNumId="32" w15:restartNumberingAfterBreak="0">
     <w:nsid w:val="63587959"/>
     <w:multiLevelType w:val="multilevel"/>
     <w:tmpl w:val="5412ABA6"/>
@@ -16689,7 +16081,7 @@
       </w:rPr>
     </w:lvl>
   </w:abstractNum>
-  <w:abstractNum w:abstractNumId="32" w15:restartNumberingAfterBreak="0">
+  <w:abstractNum w:abstractNumId="33" w15:restartNumberingAfterBreak="0">
     <w:nsid w:val="63E0427A"/>
     <w:multiLevelType w:val="multilevel"/>
     <w:tmpl w:val="13120E18"/>
@@ -16838,7 +16230,7 @@
       </w:rPr>
     </w:lvl>
   </w:abstractNum>
-  <w:abstractNum w:abstractNumId="33" w15:restartNumberingAfterBreak="0">
+  <w:abstractNum w:abstractNumId="34" w15:restartNumberingAfterBreak="0">
     <w:nsid w:val="64BC5F27"/>
     <w:multiLevelType w:val="multilevel"/>
     <w:tmpl w:val="2AAEBC18"/>
@@ -16951,7 +16343,7 @@
       </w:pPr>
     </w:lvl>
   </w:abstractNum>
-  <w:abstractNum w:abstractNumId="34" w15:restartNumberingAfterBreak="0">
+  <w:abstractNum w:abstractNumId="35" w15:restartNumberingAfterBreak="0">
     <w:nsid w:val="68071BFE"/>
     <w:multiLevelType w:val="multilevel"/>
     <w:tmpl w:val="2BDE500E"/>
@@ -17100,7 +16492,7 @@
       </w:rPr>
     </w:lvl>
   </w:abstractNum>
-  <w:abstractNum w:abstractNumId="35" w15:restartNumberingAfterBreak="0">
+  <w:abstractNum w:abstractNumId="36" w15:restartNumberingAfterBreak="0">
     <w:nsid w:val="6C622D91"/>
     <w:multiLevelType w:val="multilevel"/>
     <w:tmpl w:val="9E7A5A2E"/>
@@ -17249,7 +16641,7 @@
       </w:rPr>
     </w:lvl>
   </w:abstractNum>
-  <w:abstractNum w:abstractNumId="36" w15:restartNumberingAfterBreak="0">
+  <w:abstractNum w:abstractNumId="37" w15:restartNumberingAfterBreak="0">
     <w:nsid w:val="6EBE312A"/>
     <w:multiLevelType w:val="multilevel"/>
     <w:tmpl w:val="BB8459D8"/>
@@ -17398,7 +16790,7 @@
       </w:rPr>
     </w:lvl>
   </w:abstractNum>
-  <w:abstractNum w:abstractNumId="37" w15:restartNumberingAfterBreak="0">
+  <w:abstractNum w:abstractNumId="38" w15:restartNumberingAfterBreak="0">
     <w:nsid w:val="703D20B2"/>
     <w:multiLevelType w:val="multilevel"/>
     <w:tmpl w:val="145C4F54"/>
@@ -17547,7 +16939,7 @@
       </w:rPr>
     </w:lvl>
   </w:abstractNum>
-  <w:abstractNum w:abstractNumId="38" w15:restartNumberingAfterBreak="0">
+  <w:abstractNum w:abstractNumId="39" w15:restartNumberingAfterBreak="0">
     <w:nsid w:val="70A9588F"/>
     <w:multiLevelType w:val="multilevel"/>
     <w:tmpl w:val="51A45F90"/>
@@ -17696,7 +17088,7 @@
       </w:rPr>
     </w:lvl>
   </w:abstractNum>
-  <w:abstractNum w:abstractNumId="39" w15:restartNumberingAfterBreak="0">
+  <w:abstractNum w:abstractNumId="40" w15:restartNumberingAfterBreak="0">
     <w:nsid w:val="786F1BC3"/>
     <w:multiLevelType w:val="multilevel"/>
     <w:tmpl w:val="60D0884C"/>
@@ -17845,7 +17237,7 @@
       </w:rPr>
     </w:lvl>
   </w:abstractNum>
-  <w:abstractNum w:abstractNumId="40" w15:restartNumberingAfterBreak="0">
+  <w:abstractNum w:abstractNumId="41" w15:restartNumberingAfterBreak="0">
     <w:nsid w:val="7B2B05EB"/>
     <w:multiLevelType w:val="multilevel"/>
     <w:tmpl w:val="66A2D060"/>
@@ -17994,7 +17386,7 @@
       </w:rPr>
     </w:lvl>
   </w:abstractNum>
-  <w:abstractNum w:abstractNumId="41" w15:restartNumberingAfterBreak="0">
+  <w:abstractNum w:abstractNumId="42" w15:restartNumberingAfterBreak="0">
     <w:nsid w:val="7C0D62C4"/>
     <w:multiLevelType w:val="multilevel"/>
     <w:tmpl w:val="75CA39EC"/>
@@ -18143,7 +17535,7 @@
       </w:rPr>
     </w:lvl>
   </w:abstractNum>
-  <w:abstractNum w:abstractNumId="42" w15:restartNumberingAfterBreak="0">
+  <w:abstractNum w:abstractNumId="43" w15:restartNumberingAfterBreak="0">
     <w:nsid w:val="7EB36995"/>
     <w:multiLevelType w:val="multilevel"/>
     <w:tmpl w:val="B126ADF8"/>
@@ -18292,7 +17684,7 @@
       </w:rPr>
     </w:lvl>
   </w:abstractNum>
-  <w:abstractNum w:abstractNumId="43" w15:restartNumberingAfterBreak="0">
+  <w:abstractNum w:abstractNumId="44" w15:restartNumberingAfterBreak="0">
     <w:nsid w:val="7F023A15"/>
     <w:multiLevelType w:val="multilevel"/>
     <w:tmpl w:val="129EA540"/>
@@ -18442,13 +17834,13 @@
     </w:lvl>
   </w:abstractNum>
   <w:num w:numId="1" w16cid:durableId="330068958">
-    <w:abstractNumId w:val="17"/>
+    <w:abstractNumId w:val="18"/>
   </w:num>
   <w:num w:numId="2" w16cid:durableId="2040860881">
-    <w:abstractNumId w:val="27"/>
+    <w:abstractNumId w:val="28"/>
   </w:num>
   <w:num w:numId="3" w16cid:durableId="926113844">
-    <w:abstractNumId w:val="22"/>
+    <w:abstractNumId w:val="23"/>
   </w:num>
   <w:num w:numId="4" w16cid:durableId="1739934671">
     <w:abstractNumId w:val="3"/>
@@ -18457,52 +17849,52 @@
     <w:abstractNumId w:val="2"/>
   </w:num>
   <w:num w:numId="6" w16cid:durableId="812258754">
-    <w:abstractNumId w:val="30"/>
+    <w:abstractNumId w:val="31"/>
   </w:num>
   <w:num w:numId="7" w16cid:durableId="396170">
-    <w:abstractNumId w:val="32"/>
+    <w:abstractNumId w:val="33"/>
   </w:num>
   <w:num w:numId="8" w16cid:durableId="1065683117">
-    <w:abstractNumId w:val="38"/>
+    <w:abstractNumId w:val="39"/>
   </w:num>
   <w:num w:numId="9" w16cid:durableId="1051880829">
-    <w:abstractNumId w:val="41"/>
+    <w:abstractNumId w:val="42"/>
   </w:num>
   <w:num w:numId="10" w16cid:durableId="941645665">
-    <w:abstractNumId w:val="12"/>
+    <w:abstractNumId w:val="13"/>
   </w:num>
   <w:num w:numId="11" w16cid:durableId="2120683265">
-    <w:abstractNumId w:val="43"/>
+    <w:abstractNumId w:val="44"/>
   </w:num>
   <w:num w:numId="12" w16cid:durableId="238371651">
-    <w:abstractNumId w:val="20"/>
+    <w:abstractNumId w:val="21"/>
   </w:num>
   <w:num w:numId="13" w16cid:durableId="1786269463">
-    <w:abstractNumId w:val="15"/>
+    <w:abstractNumId w:val="16"/>
   </w:num>
   <w:num w:numId="14" w16cid:durableId="1236934160">
-    <w:abstractNumId w:val="34"/>
+    <w:abstractNumId w:val="35"/>
   </w:num>
   <w:num w:numId="15" w16cid:durableId="675767060">
     <w:abstractNumId w:val="0"/>
   </w:num>
   <w:num w:numId="16" w16cid:durableId="23601629">
-    <w:abstractNumId w:val="19"/>
+    <w:abstractNumId w:val="20"/>
   </w:num>
   <w:num w:numId="17" w16cid:durableId="2114743246">
-    <w:abstractNumId w:val="21"/>
+    <w:abstractNumId w:val="22"/>
   </w:num>
   <w:num w:numId="18" w16cid:durableId="2048679542">
-    <w:abstractNumId w:val="13"/>
+    <w:abstractNumId w:val="14"/>
   </w:num>
   <w:num w:numId="19" w16cid:durableId="1805931077">
     <w:abstractNumId w:val="6"/>
   </w:num>
   <w:num w:numId="20" w16cid:durableId="387655864">
-    <w:abstractNumId w:val="39"/>
+    <w:abstractNumId w:val="40"/>
   </w:num>
   <w:num w:numId="21" w16cid:durableId="1460295827">
-    <w:abstractNumId w:val="18"/>
+    <w:abstractNumId w:val="19"/>
   </w:num>
   <w:num w:numId="22" w16cid:durableId="732392464">
     <w:abstractNumId w:val="5"/>
@@ -18514,52 +17906,52 @@
     <w:abstractNumId w:val="8"/>
   </w:num>
   <w:num w:numId="25" w16cid:durableId="695278365">
-    <w:abstractNumId w:val="26"/>
+    <w:abstractNumId w:val="27"/>
   </w:num>
   <w:num w:numId="26" w16cid:durableId="1989899407">
-    <w:abstractNumId w:val="28"/>
+    <w:abstractNumId w:val="29"/>
   </w:num>
   <w:num w:numId="27" w16cid:durableId="1116754896">
-    <w:abstractNumId w:val="33"/>
+    <w:abstractNumId w:val="34"/>
   </w:num>
   <w:num w:numId="28" w16cid:durableId="1785466220">
     <w:abstractNumId w:val="9"/>
   </w:num>
   <w:num w:numId="29" w16cid:durableId="1293708396">
-    <w:abstractNumId w:val="40"/>
+    <w:abstractNumId w:val="41"/>
   </w:num>
   <w:num w:numId="30" w16cid:durableId="1452045884">
-    <w:abstractNumId w:val="24"/>
+    <w:abstractNumId w:val="25"/>
   </w:num>
   <w:num w:numId="31" w16cid:durableId="1691569577">
+    <w:abstractNumId w:val="12"/>
+  </w:num>
+  <w:num w:numId="32" w16cid:durableId="56362333">
+    <w:abstractNumId w:val="36"/>
+  </w:num>
+  <w:num w:numId="33" w16cid:durableId="1377581715">
+    <w:abstractNumId w:val="30"/>
+  </w:num>
+  <w:num w:numId="34" w16cid:durableId="471168433">
+    <w:abstractNumId w:val="37"/>
+  </w:num>
+  <w:num w:numId="35" w16cid:durableId="1450314779">
+    <w:abstractNumId w:val="32"/>
+  </w:num>
+  <w:num w:numId="36" w16cid:durableId="2054496983">
     <w:abstractNumId w:val="11"/>
   </w:num>
-  <w:num w:numId="32" w16cid:durableId="56362333">
-    <w:abstractNumId w:val="35"/>
-  </w:num>
-  <w:num w:numId="33" w16cid:durableId="1377581715">
-    <w:abstractNumId w:val="29"/>
-  </w:num>
-  <w:num w:numId="34" w16cid:durableId="471168433">
-    <w:abstractNumId w:val="36"/>
-  </w:num>
-  <w:num w:numId="35" w16cid:durableId="1450314779">
-    <w:abstractNumId w:val="31"/>
-  </w:num>
-  <w:num w:numId="36" w16cid:durableId="2054496983">
-    <w:abstractNumId w:val="10"/>
-  </w:num>
   <w:num w:numId="37" w16cid:durableId="1580600939">
-    <w:abstractNumId w:val="14"/>
+    <w:abstractNumId w:val="15"/>
   </w:num>
   <w:num w:numId="38" w16cid:durableId="1616906229">
-    <w:abstractNumId w:val="25"/>
+    <w:abstractNumId w:val="26"/>
   </w:num>
   <w:num w:numId="39" w16cid:durableId="1321885708">
-    <w:abstractNumId w:val="37"/>
+    <w:abstractNumId w:val="38"/>
   </w:num>
   <w:num w:numId="40" w16cid:durableId="1839728690">
-    <w:abstractNumId w:val="23"/>
+    <w:abstractNumId w:val="24"/>
   </w:num>
   <w:num w:numId="41" w16cid:durableId="1462921960">
     <w:abstractNumId w:val="4"/>
@@ -18568,10 +17960,13 @@
     <w:abstractNumId w:val="7"/>
   </w:num>
   <w:num w:numId="43" w16cid:durableId="890070763">
-    <w:abstractNumId w:val="16"/>
+    <w:abstractNumId w:val="17"/>
   </w:num>
   <w:num w:numId="44" w16cid:durableId="1083067571">
-    <w:abstractNumId w:val="42"/>
+    <w:abstractNumId w:val="43"/>
+  </w:num>
+  <w:num w:numId="45" w16cid:durableId="413354090">
+    <w:abstractNumId w:val="10"/>
   </w:num>
 </w:numbering>
 </file>
@@ -19548,6 +18943,79 @@
       <w:bCs/>
     </w:rPr>
   </w:style>
+  <w:style w:type="paragraph" w:customStyle="1" w:styleId="w6asjqtextbase">
+    <w:name w:val="w6asjq_textbase"/>
+    <w:basedOn w:val="Normal"/>
+    <w:rsid w:val="004E0EFE"/>
+    <w:pPr>
+      <w:spacing w:before="100" w:beforeAutospacing="1" w:after="100" w:afterAutospacing="1" w:line="240" w:lineRule="auto"/>
+    </w:pPr>
+    <w:rPr>
+      <w:rFonts w:ascii="Times New Roman" w:eastAsia="Times New Roman" w:hAnsi="Times New Roman" w:cs="Times New Roman"/>
+      <w:kern w:val="0"/>
+      <w:lang w:val="en-NG" w:eastAsia="en-NG"/>
+      <w14:ligatures w14:val="none"/>
+    </w:rPr>
+  </w:style>
+  <w:style w:type="paragraph" w:styleId="HTMLPreformatted">
+    <w:name w:val="HTML Preformatted"/>
+    <w:basedOn w:val="Normal"/>
+    <w:link w:val="HTMLPreformattedChar"/>
+    <w:uiPriority w:val="99"/>
+    <w:semiHidden/>
+    <w:unhideWhenUsed/>
+    <w:rsid w:val="004E0EFE"/>
+    <w:pPr>
+      <w:tabs>
+        <w:tab w:val="left" w:pos="916"/>
+        <w:tab w:val="left" w:pos="1832"/>
+        <w:tab w:val="left" w:pos="2748"/>
+        <w:tab w:val="left" w:pos="3664"/>
+        <w:tab w:val="left" w:pos="4580"/>
+        <w:tab w:val="left" w:pos="5496"/>
+        <w:tab w:val="left" w:pos="6412"/>
+        <w:tab w:val="left" w:pos="7328"/>
+        <w:tab w:val="left" w:pos="8244"/>
+        <w:tab w:val="left" w:pos="9160"/>
+        <w:tab w:val="left" w:pos="10076"/>
+        <w:tab w:val="left" w:pos="10992"/>
+        <w:tab w:val="left" w:pos="11908"/>
+        <w:tab w:val="left" w:pos="12824"/>
+        <w:tab w:val="left" w:pos="13740"/>
+        <w:tab w:val="left" w:pos="14656"/>
+      </w:tabs>
+      <w:spacing w:after="0" w:line="240" w:lineRule="auto"/>
+    </w:pPr>
+    <w:rPr>
+      <w:rFonts w:ascii="Courier New" w:eastAsia="Times New Roman" w:hAnsi="Courier New" w:cs="Courier New"/>
+      <w:kern w:val="0"/>
+      <w:sz w:val="20"/>
+      <w:szCs w:val="20"/>
+      <w:lang w:val="en-NG" w:eastAsia="en-NG"/>
+      <w14:ligatures w14:val="none"/>
+    </w:rPr>
+  </w:style>
+  <w:style w:type="character" w:customStyle="1" w:styleId="HTMLPreformattedChar">
+    <w:name w:val="HTML Preformatted Char"/>
+    <w:basedOn w:val="DefaultParagraphFont"/>
+    <w:link w:val="HTMLPreformatted"/>
+    <w:uiPriority w:val="99"/>
+    <w:semiHidden/>
+    <w:rsid w:val="004E0EFE"/>
+    <w:rPr>
+      <w:rFonts w:ascii="Courier New" w:eastAsia="Times New Roman" w:hAnsi="Courier New" w:cs="Courier New"/>
+      <w:kern w:val="0"/>
+      <w:sz w:val="20"/>
+      <w:szCs w:val="20"/>
+      <w:lang w:val="en-NG" w:eastAsia="en-NG"/>
+      <w14:ligatures w14:val="none"/>
+    </w:rPr>
+  </w:style>
+  <w:style w:type="character" w:customStyle="1" w:styleId="w6asjqtextbase1">
+    <w:name w:val="w6asjq_textbase1"/>
+    <w:basedOn w:val="DefaultParagraphFont"/>
+    <w:rsid w:val="004E0EFE"/>
+  </w:style>
 </w:styles>
 </file>
 
